--- a/Modulo16_Resumen.docx
+++ b/Modulo16_Resumen.docx
@@ -9,12 +9,12 @@
       </w:pPr>
       <w:r>
         <w:rPr>
-          <w:rFonts w:ascii="Calibri" w:cs="Calibri" w:eastAsia="Calibri" w:hAnsi="Calibri"/>
+          <w:rFonts w:ascii="Arial" w:cs="Arial" w:eastAsia="Arial" w:hAnsi="Arial"/>
           <w:b/>
           <w:bCs/>
-          <w:color w:val="1F4E79"/>
-          <w:sz w:val="40"/>
-          <w:szCs w:val="40"/>
+          <w:color w:val="000000"/>
+          <w:sz w:val="24"/>
+          <w:szCs w:val="24"/>
         </w:rPr>
         <w:t xml:space="preserve">Módulo 16: Firewalls de política basados en zonas</w:t>
       </w:r>
@@ -26,10 +26,8 @@
       </w:pPr>
       <w:r>
         <w:rPr>
-          <w:rFonts w:ascii="Calibri" w:cs="Calibri" w:eastAsia="Calibri" w:hAnsi="Calibri"/>
-          <w:i/>
-          <w:iCs/>
-          <w:color w:val="595959"/>
+          <w:rFonts w:ascii="Arial" w:cs="Arial" w:eastAsia="Arial" w:hAnsi="Arial"/>
+          <w:color w:val="000000"/>
           <w:sz w:val="24"/>
           <w:szCs w:val="24"/>
         </w:rPr>
@@ -38,15 +36,16 @@
     </w:p>
     <w:p>
       <w:pPr>
-        <w:pStyle w:val="Heading1"/>
         <w:pBdr>
-          <w:bottom w:val="single" w:color="1F4E79" w:sz="8" w:space="2"/>
+          <w:bottom w:val="single" w:color="000000" w:sz="8" w:space="2"/>
         </w:pBdr>
         <w:spacing w:after="120" w:before="280"/>
       </w:pPr>
       <w:r>
         <w:rPr>
-          <w:rFonts w:ascii="Calibri" w:cs="Calibri" w:eastAsia="Calibri" w:hAnsi="Calibri"/>
+          <w:rFonts w:ascii="Arial" w:cs="Arial" w:eastAsia="Arial" w:hAnsi="Arial"/>
+          <w:b/>
+          <w:bCs/>
         </w:rPr>
         <w:t xml:space="preserve">1. Visión general de ZPF</w:t>
       </w:r>
@@ -62,13 +61,13 @@
       </w:pPr>
       <w:r>
         <w:rPr>
-          <w:rFonts w:ascii="Calibri" w:cs="Calibri" w:eastAsia="Calibri" w:hAnsi="Calibri"/>
+          <w:rFonts w:ascii="Arial" w:cs="Arial" w:eastAsia="Arial" w:hAnsi="Arial"/>
         </w:rPr>
         <w:t xml:space="preserve">El </w:t>
       </w:r>
       <w:r>
         <w:rPr>
-          <w:rFonts w:ascii="Calibri" w:cs="Calibri" w:eastAsia="Calibri" w:hAnsi="Calibri"/>
+          <w:rFonts w:ascii="Arial" w:cs="Arial" w:eastAsia="Arial" w:hAnsi="Arial"/>
           <w:b/>
           <w:bCs/>
         </w:rPr>
@@ -76,13 +75,13 @@
       </w:r>
       <w:r>
         <w:rPr>
-          <w:rFonts w:ascii="Calibri" w:cs="Calibri" w:eastAsia="Calibri" w:hAnsi="Calibri"/>
+          <w:rFonts w:ascii="Arial" w:cs="Arial" w:eastAsia="Arial" w:hAnsi="Arial"/>
         </w:rPr>
         <w:t xml:space="preserve"> es un reemplazo flexible y potente del antiguo </w:t>
       </w:r>
       <w:r>
         <w:rPr>
-          <w:rFonts w:ascii="Calibri" w:cs="Calibri" w:eastAsia="Calibri" w:hAnsi="Calibri"/>
+          <w:rFonts w:ascii="Arial" w:cs="Arial" w:eastAsia="Arial" w:hAnsi="Arial"/>
           <w:b/>
           <w:bCs/>
         </w:rPr>
@@ -90,7 +89,7 @@
       </w:r>
       <w:r>
         <w:rPr>
-          <w:rFonts w:ascii="Calibri" w:cs="Calibri" w:eastAsia="Calibri" w:hAnsi="Calibri"/>
+          <w:rFonts w:ascii="Arial" w:cs="Arial" w:eastAsia="Arial" w:hAnsi="Arial"/>
         </w:rPr>
         <w:t xml:space="preserve">.</w:t>
       </w:r>
@@ -106,13 +105,13 @@
       </w:pPr>
       <w:r>
         <w:rPr>
-          <w:rFonts w:ascii="Calibri" w:cs="Calibri" w:eastAsia="Calibri" w:hAnsi="Calibri"/>
+          <w:rFonts w:ascii="Arial" w:cs="Arial" w:eastAsia="Arial" w:hAnsi="Arial"/>
         </w:rPr>
         <w:t xml:space="preserve">Trae un modo de configuración nuevo: las </w:t>
       </w:r>
       <w:r>
         <w:rPr>
-          <w:rFonts w:ascii="Calibri" w:cs="Calibri" w:eastAsia="Calibri" w:hAnsi="Calibri"/>
+          <w:rFonts w:ascii="Arial" w:cs="Arial" w:eastAsia="Arial" w:hAnsi="Arial"/>
           <w:b/>
           <w:bCs/>
         </w:rPr>
@@ -120,13 +119,13 @@
       </w:r>
       <w:r>
         <w:rPr>
-          <w:rFonts w:ascii="Calibri" w:cs="Calibri" w:eastAsia="Calibri" w:hAnsi="Calibri"/>
+          <w:rFonts w:ascii="Arial" w:cs="Arial" w:eastAsia="Arial" w:hAnsi="Arial"/>
         </w:rPr>
         <w:t xml:space="preserve"> y las </w:t>
       </w:r>
       <w:r>
         <w:rPr>
-          <w:rFonts w:ascii="Calibri" w:cs="Calibri" w:eastAsia="Calibri" w:hAnsi="Calibri"/>
+          <w:rFonts w:ascii="Arial" w:cs="Arial" w:eastAsia="Arial" w:hAnsi="Arial"/>
           <w:b/>
           <w:bCs/>
         </w:rPr>
@@ -134,7 +133,7 @@
       </w:r>
       <w:r>
         <w:rPr>
-          <w:rFonts w:ascii="Calibri" w:cs="Calibri" w:eastAsia="Calibri" w:hAnsi="Calibri"/>
+          <w:rFonts w:ascii="Arial" w:cs="Arial" w:eastAsia="Arial" w:hAnsi="Arial"/>
         </w:rPr>
         <w:t xml:space="preserve">.</w:t>
       </w:r>
@@ -150,13 +149,13 @@
       </w:pPr>
       <w:r>
         <w:rPr>
-          <w:rFonts w:ascii="Calibri" w:cs="Calibri" w:eastAsia="Calibri" w:hAnsi="Calibri"/>
+          <w:rFonts w:ascii="Arial" w:cs="Arial" w:eastAsia="Arial" w:hAnsi="Arial"/>
         </w:rPr>
         <w:t xml:space="preserve">Es un método </w:t>
       </w:r>
       <w:r>
         <w:rPr>
-          <w:rFonts w:ascii="Calibri" w:cs="Calibri" w:eastAsia="Calibri" w:hAnsi="Calibri"/>
+          <w:rFonts w:ascii="Arial" w:cs="Arial" w:eastAsia="Arial" w:hAnsi="Arial"/>
           <w:b/>
           <w:bCs/>
         </w:rPr>
@@ -164,87 +163,89 @@
       </w:r>
       <w:r>
         <w:rPr>
-          <w:rFonts w:ascii="Calibri" w:cs="Calibri" w:eastAsia="Calibri" w:hAnsi="Calibri"/>
+          <w:rFonts w:ascii="Arial" w:cs="Arial" w:eastAsia="Arial" w:hAnsi="Arial"/>
         </w:rPr>
         <w:t xml:space="preserve"> para diseñar e implementar la seguridad de la red en routers que hacen función de firewall.</w:t>
       </w:r>
     </w:p>
     <w:p>
       <w:pPr>
-        <w:pStyle w:val="Heading1"/>
         <w:pBdr>
-          <w:bottom w:val="single" w:color="1F4E79" w:sz="8" w:space="2"/>
+          <w:bottom w:val="single" w:color="000000" w:sz="8" w:space="2"/>
         </w:pBdr>
         <w:spacing w:after="120" w:before="280"/>
       </w:pPr>
       <w:r>
         <w:rPr>
-          <w:rFonts w:ascii="Calibri" w:cs="Calibri" w:eastAsia="Calibri" w:hAnsi="Calibri"/>
-        </w:rPr>
-        <w:t xml:space="preserve">2. Funcionamiento del ZPF</w:t>
-      </w:r>
-    </w:p>
-    <w:p>
-      <w:pPr>
-        <w:spacing w:after="100"/>
-      </w:pPr>
-      <w:r>
-        <w:rPr>
-          <w:rFonts w:ascii="Calibri" w:cs="Calibri" w:eastAsia="Calibri" w:hAnsi="Calibri"/>
-        </w:rPr>
-        <w:t xml:space="preserve">Las ZPF usan </w:t>
-      </w:r>
-      <w:r>
-        <w:rPr>
-          <w:rFonts w:ascii="Calibri" w:cs="Calibri" w:eastAsia="Calibri" w:hAnsi="Calibri"/>
+          <w:rFonts w:ascii="Arial" w:cs="Arial" w:eastAsia="Arial" w:hAnsi="Arial"/>
           <w:b/>
           <w:bCs/>
         </w:rPr>
-        <w:t xml:space="preserve">políticas definidas por el usuario</w:t>
-      </w:r>
-      <w:r>
-        <w:rPr>
-          <w:rFonts w:ascii="Calibri" w:cs="Calibri" w:eastAsia="Calibri" w:hAnsi="Calibri"/>
-        </w:rPr>
-        <w:t xml:space="preserve"> para actuar sobre el tráfico específico que viaja desde una </w:t>
-      </w:r>
-      <w:r>
-        <w:rPr>
-          <w:rFonts w:ascii="Calibri" w:cs="Calibri" w:eastAsia="Calibri" w:hAnsi="Calibri"/>
+        <w:t xml:space="preserve">2. Funcionamiento del ZPF</w:t>
+      </w:r>
+    </w:p>
+    <w:p>
+      <w:pPr>
+        <w:spacing w:after="100"/>
+      </w:pPr>
+      <w:r>
+        <w:rPr>
+          <w:rFonts w:ascii="Arial" w:cs="Arial" w:eastAsia="Arial" w:hAnsi="Arial"/>
+        </w:rPr>
+        <w:t xml:space="preserve">Las ZPF usan </w:t>
+      </w:r>
+      <w:r>
+        <w:rPr>
+          <w:rFonts w:ascii="Arial" w:cs="Arial" w:eastAsia="Arial" w:hAnsi="Arial"/>
           <w:b/>
           <w:bCs/>
         </w:rPr>
-        <w:t xml:space="preserve">zona de origen</w:t>
-      </w:r>
-      <w:r>
-        <w:rPr>
-          <w:rFonts w:ascii="Calibri" w:cs="Calibri" w:eastAsia="Calibri" w:hAnsi="Calibri"/>
-        </w:rPr>
-        <w:t xml:space="preserve"> a una </w:t>
-      </w:r>
-      <w:r>
-        <w:rPr>
-          <w:rFonts w:ascii="Calibri" w:cs="Calibri" w:eastAsia="Calibri" w:hAnsi="Calibri"/>
+        <w:t xml:space="preserve">políticas definidas por el usuario</w:t>
+      </w:r>
+      <w:r>
+        <w:rPr>
+          <w:rFonts w:ascii="Arial" w:cs="Arial" w:eastAsia="Arial" w:hAnsi="Arial"/>
+        </w:rPr>
+        <w:t xml:space="preserve"> para actuar sobre el tráfico específico que viaja desde una </w:t>
+      </w:r>
+      <w:r>
+        <w:rPr>
+          <w:rFonts w:ascii="Arial" w:cs="Arial" w:eastAsia="Arial" w:hAnsi="Arial"/>
           <w:b/>
           <w:bCs/>
         </w:rPr>
+        <w:t xml:space="preserve">zona de origen</w:t>
+      </w:r>
+      <w:r>
+        <w:rPr>
+          <w:rFonts w:ascii="Arial" w:cs="Arial" w:eastAsia="Arial" w:hAnsi="Arial"/>
+        </w:rPr>
+        <w:t xml:space="preserve"> a una </w:t>
+      </w:r>
+      <w:r>
+        <w:rPr>
+          <w:rFonts w:ascii="Arial" w:cs="Arial" w:eastAsia="Arial" w:hAnsi="Arial"/>
+          <w:b/>
+          <w:bCs/>
+        </w:rPr>
         <w:t xml:space="preserve">zona de destino</w:t>
       </w:r>
       <w:r>
         <w:rPr>
-          <w:rFonts w:ascii="Calibri" w:cs="Calibri" w:eastAsia="Calibri" w:hAnsi="Calibri"/>
+          <w:rFonts w:ascii="Arial" w:cs="Arial" w:eastAsia="Arial" w:hAnsi="Arial"/>
         </w:rPr>
         <w:t xml:space="preserve">.</w:t>
       </w:r>
     </w:p>
     <w:p>
       <w:pPr>
-        <w:pStyle w:val="Heading3"/>
         <w:spacing w:after="80" w:before="160"/>
       </w:pPr>
       <w:r>
         <w:rPr>
-          <w:rFonts w:ascii="Calibri" w:cs="Calibri" w:eastAsia="Calibri" w:hAnsi="Calibri"/>
+          <w:rFonts w:ascii="Arial" w:cs="Arial" w:eastAsia="Arial" w:hAnsi="Arial"/>
+          <w:b/>
+          <w:bCs/>
         </w:rPr>
         <w:t xml:space="preserve">Las 3 acciones posibles</w:t>
       </w:r>
@@ -273,26 +274,26 @@
           <w:tcPr>
             <w:tcW w:type="dxa" w:w="2000"/>
             <w:tcBorders>
-              <w:top w:val="single" w:color="BFBFBF" w:sz="4"/>
-              <w:left w:val="single" w:color="BFBFBF" w:sz="4"/>
-              <w:bottom w:val="single" w:color="BFBFBF" w:sz="4"/>
-              <w:right w:val="single" w:color="BFBFBF" w:sz="4"/>
-            </w:tcBorders>
-            <w:shd w:fill="1F4E79" w:val="clear"/>
-            <w:tcMar>
-              <w:top w:type="dxa" w:w="60"/>
-              <w:left w:type="dxa" w:w="100"/>
-              <w:bottom w:type="dxa" w:w="60"/>
-              <w:right w:type="dxa" w:w="100"/>
-            </w:tcMar>
-          </w:tcPr>
-          <w:p>
-            <w:r>
-              <w:rPr>
-                <w:rFonts w:ascii="Calibri" w:cs="Calibri" w:eastAsia="Calibri" w:hAnsi="Calibri"/>
-                <w:b/>
-                <w:bCs/>
-                <w:color w:val="FFFFFF"/>
+              <w:top w:val="single" w:color="000000" w:sz="4"/>
+              <w:left w:val="single" w:color="000000" w:sz="4"/>
+              <w:bottom w:val="single" w:color="000000" w:sz="4"/>
+              <w:right w:val="single" w:color="000000" w:sz="4"/>
+            </w:tcBorders>
+            <w:shd w:fill="D9D9D9" w:val="clear"/>
+            <w:tcMar>
+              <w:top w:type="dxa" w:w="60"/>
+              <w:left w:type="dxa" w:w="100"/>
+              <w:bottom w:type="dxa" w:w="60"/>
+              <w:right w:type="dxa" w:w="100"/>
+            </w:tcMar>
+          </w:tcPr>
+          <w:p>
+            <w:r>
+              <w:rPr>
+                <w:rFonts w:ascii="Arial" w:cs="Arial" w:eastAsia="Arial" w:hAnsi="Arial"/>
+                <w:b/>
+                <w:bCs/>
+                <w:color w:val="000000"/>
               </w:rPr>
               <w:t xml:space="preserve">Acción</w:t>
             </w:r>
@@ -302,26 +303,26 @@
           <w:tcPr>
             <w:tcW w:type="dxa" w:w="7360"/>
             <w:tcBorders>
-              <w:top w:val="single" w:color="BFBFBF" w:sz="4"/>
-              <w:left w:val="single" w:color="BFBFBF" w:sz="4"/>
-              <w:bottom w:val="single" w:color="BFBFBF" w:sz="4"/>
-              <w:right w:val="single" w:color="BFBFBF" w:sz="4"/>
-            </w:tcBorders>
-            <w:shd w:fill="1F4E79" w:val="clear"/>
-            <w:tcMar>
-              <w:top w:type="dxa" w:w="60"/>
-              <w:left w:type="dxa" w:w="100"/>
-              <w:bottom w:type="dxa" w:w="60"/>
-              <w:right w:type="dxa" w:w="100"/>
-            </w:tcMar>
-          </w:tcPr>
-          <w:p>
-            <w:r>
-              <w:rPr>
-                <w:rFonts w:ascii="Calibri" w:cs="Calibri" w:eastAsia="Calibri" w:hAnsi="Calibri"/>
-                <w:b/>
-                <w:bCs/>
-                <w:color w:val="FFFFFF"/>
+              <w:top w:val="single" w:color="000000" w:sz="4"/>
+              <w:left w:val="single" w:color="000000" w:sz="4"/>
+              <w:bottom w:val="single" w:color="000000" w:sz="4"/>
+              <w:right w:val="single" w:color="000000" w:sz="4"/>
+            </w:tcBorders>
+            <w:shd w:fill="D9D9D9" w:val="clear"/>
+            <w:tcMar>
+              <w:top w:type="dxa" w:w="60"/>
+              <w:left w:type="dxa" w:w="100"/>
+              <w:bottom w:type="dxa" w:w="60"/>
+              <w:right w:type="dxa" w:w="100"/>
+            </w:tcMar>
+          </w:tcPr>
+          <w:p>
+            <w:r>
+              <w:rPr>
+                <w:rFonts w:ascii="Arial" w:cs="Arial" w:eastAsia="Arial" w:hAnsi="Arial"/>
+                <w:b/>
+                <w:bCs/>
+                <w:color w:val="000000"/>
               </w:rPr>
               <w:t xml:space="preserve">Qué hace</w:t>
             </w:r>
@@ -333,23 +334,23 @@
           <w:tcPr>
             <w:tcW w:type="dxa" w:w="2000"/>
             <w:tcBorders>
-              <w:top w:val="single" w:color="BFBFBF" w:sz="4"/>
-              <w:left w:val="single" w:color="BFBFBF" w:sz="4"/>
-              <w:bottom w:val="single" w:color="BFBFBF" w:sz="4"/>
-              <w:right w:val="single" w:color="BFBFBF" w:sz="4"/>
-            </w:tcBorders>
-            <w:shd w:fill="FFFFFF" w:val="clear"/>
-            <w:tcMar>
-              <w:top w:type="dxa" w:w="60"/>
-              <w:left w:type="dxa" w:w="100"/>
-              <w:bottom w:type="dxa" w:w="60"/>
-              <w:right w:type="dxa" w:w="100"/>
-            </w:tcMar>
-          </w:tcPr>
-          <w:p>
-            <w:r>
-              <w:rPr>
-                <w:rFonts w:ascii="Calibri" w:cs="Calibri" w:eastAsia="Calibri" w:hAnsi="Calibri"/>
+              <w:top w:val="single" w:color="000000" w:sz="4"/>
+              <w:left w:val="single" w:color="000000" w:sz="4"/>
+              <w:bottom w:val="single" w:color="000000" w:sz="4"/>
+              <w:right w:val="single" w:color="000000" w:sz="4"/>
+            </w:tcBorders>
+            <w:shd w:fill="FFFFFF" w:val="clear"/>
+            <w:tcMar>
+              <w:top w:type="dxa" w:w="60"/>
+              <w:left w:type="dxa" w:w="100"/>
+              <w:bottom w:type="dxa" w:w="60"/>
+              <w:right w:type="dxa" w:w="100"/>
+            </w:tcMar>
+          </w:tcPr>
+          <w:p>
+            <w:r>
+              <w:rPr>
+                <w:rFonts w:ascii="Arial" w:cs="Arial" w:eastAsia="Arial" w:hAnsi="Arial"/>
                 <w:b/>
                 <w:bCs/>
               </w:rPr>
@@ -361,29 +362,29 @@
           <w:tcPr>
             <w:tcW w:type="dxa" w:w="7360"/>
             <w:tcBorders>
-              <w:top w:val="single" w:color="BFBFBF" w:sz="4"/>
-              <w:left w:val="single" w:color="BFBFBF" w:sz="4"/>
-              <w:bottom w:val="single" w:color="BFBFBF" w:sz="4"/>
-              <w:right w:val="single" w:color="BFBFBF" w:sz="4"/>
-            </w:tcBorders>
-            <w:shd w:fill="FFFFFF" w:val="clear"/>
-            <w:tcMar>
-              <w:top w:type="dxa" w:w="60"/>
-              <w:left w:type="dxa" w:w="100"/>
-              <w:bottom w:type="dxa" w:w="60"/>
-              <w:right w:type="dxa" w:w="100"/>
-            </w:tcMar>
-          </w:tcPr>
-          <w:p>
-            <w:r>
-              <w:rPr>
-                <w:rFonts w:ascii="Calibri" w:cs="Calibri" w:eastAsia="Calibri" w:hAnsi="Calibri"/>
+              <w:top w:val="single" w:color="000000" w:sz="4"/>
+              <w:left w:val="single" w:color="000000" w:sz="4"/>
+              <w:bottom w:val="single" w:color="000000" w:sz="4"/>
+              <w:right w:val="single" w:color="000000" w:sz="4"/>
+            </w:tcBorders>
+            <w:shd w:fill="FFFFFF" w:val="clear"/>
+            <w:tcMar>
+              <w:top w:type="dxa" w:w="60"/>
+              <w:left w:type="dxa" w:w="100"/>
+              <w:bottom w:type="dxa" w:w="60"/>
+              <w:right w:type="dxa" w:w="100"/>
+            </w:tcMar>
+          </w:tcPr>
+          <w:p>
+            <w:r>
+              <w:rPr>
+                <w:rFonts w:ascii="Arial" w:cs="Arial" w:eastAsia="Arial" w:hAnsi="Arial"/>
               </w:rPr>
               <w:t xml:space="preserve">El ZPF hace una inspección de paquetes </w:t>
             </w:r>
             <w:r>
               <w:rPr>
-                <w:rFonts w:ascii="Calibri" w:cs="Calibri" w:eastAsia="Calibri" w:hAnsi="Calibri"/>
+                <w:rFonts w:ascii="Arial" w:cs="Arial" w:eastAsia="Arial" w:hAnsi="Arial"/>
                 <w:b/>
                 <w:bCs/>
               </w:rPr>
@@ -397,23 +398,23 @@
           <w:tcPr>
             <w:tcW w:type="dxa" w:w="2000"/>
             <w:tcBorders>
-              <w:top w:val="single" w:color="BFBFBF" w:sz="4"/>
-              <w:left w:val="single" w:color="BFBFBF" w:sz="4"/>
-              <w:bottom w:val="single" w:color="BFBFBF" w:sz="4"/>
-              <w:right w:val="single" w:color="BFBFBF" w:sz="4"/>
-            </w:tcBorders>
-            <w:shd w:fill="FFFFFF" w:val="clear"/>
-            <w:tcMar>
-              <w:top w:type="dxa" w:w="60"/>
-              <w:left w:type="dxa" w:w="100"/>
-              <w:bottom w:type="dxa" w:w="60"/>
-              <w:right w:type="dxa" w:w="100"/>
-            </w:tcMar>
-          </w:tcPr>
-          <w:p>
-            <w:r>
-              <w:rPr>
-                <w:rFonts w:ascii="Calibri" w:cs="Calibri" w:eastAsia="Calibri" w:hAnsi="Calibri"/>
+              <w:top w:val="single" w:color="000000" w:sz="4"/>
+              <w:left w:val="single" w:color="000000" w:sz="4"/>
+              <w:bottom w:val="single" w:color="000000" w:sz="4"/>
+              <w:right w:val="single" w:color="000000" w:sz="4"/>
+            </w:tcBorders>
+            <w:shd w:fill="FFFFFF" w:val="clear"/>
+            <w:tcMar>
+              <w:top w:type="dxa" w:w="60"/>
+              <w:left w:type="dxa" w:w="100"/>
+              <w:bottom w:type="dxa" w:w="60"/>
+              <w:right w:type="dxa" w:w="100"/>
+            </w:tcMar>
+          </w:tcPr>
+          <w:p>
+            <w:r>
+              <w:rPr>
+                <w:rFonts w:ascii="Arial" w:cs="Arial" w:eastAsia="Arial" w:hAnsi="Arial"/>
                 <w:b/>
                 <w:bCs/>
               </w:rPr>
@@ -425,29 +426,29 @@
           <w:tcPr>
             <w:tcW w:type="dxa" w:w="7360"/>
             <w:tcBorders>
-              <w:top w:val="single" w:color="BFBFBF" w:sz="4"/>
-              <w:left w:val="single" w:color="BFBFBF" w:sz="4"/>
-              <w:bottom w:val="single" w:color="BFBFBF" w:sz="4"/>
-              <w:right w:val="single" w:color="BFBFBF" w:sz="4"/>
-            </w:tcBorders>
-            <w:shd w:fill="FFFFFF" w:val="clear"/>
-            <w:tcMar>
-              <w:top w:type="dxa" w:w="60"/>
-              <w:left w:type="dxa" w:w="100"/>
-              <w:bottom w:type="dxa" w:w="60"/>
-              <w:right w:type="dxa" w:w="100"/>
-            </w:tcMar>
-          </w:tcPr>
-          <w:p>
-            <w:r>
-              <w:rPr>
-                <w:rFonts w:ascii="Calibri" w:cs="Calibri" w:eastAsia="Calibri" w:hAnsi="Calibri"/>
+              <w:top w:val="single" w:color="000000" w:sz="4"/>
+              <w:left w:val="single" w:color="000000" w:sz="4"/>
+              <w:bottom w:val="single" w:color="000000" w:sz="4"/>
+              <w:right w:val="single" w:color="000000" w:sz="4"/>
+            </w:tcBorders>
+            <w:shd w:fill="FFFFFF" w:val="clear"/>
+            <w:tcMar>
+              <w:top w:type="dxa" w:w="60"/>
+              <w:left w:type="dxa" w:w="100"/>
+              <w:bottom w:type="dxa" w:w="60"/>
+              <w:right w:type="dxa" w:w="100"/>
+            </w:tcMar>
+          </w:tcPr>
+          <w:p>
+            <w:r>
+              <w:rPr>
+                <w:rFonts w:ascii="Arial" w:cs="Arial" w:eastAsia="Arial" w:hAnsi="Arial"/>
               </w:rPr>
               <w:t xml:space="preserve">El tráfico </w:t>
             </w:r>
             <w:r>
               <w:rPr>
-                <w:rFonts w:ascii="Calibri" w:cs="Calibri" w:eastAsia="Calibri" w:hAnsi="Calibri"/>
+                <w:rFonts w:ascii="Arial" w:cs="Arial" w:eastAsia="Arial" w:hAnsi="Arial"/>
                 <w:b/>
                 <w:bCs/>
               </w:rPr>
@@ -455,13 +456,13 @@
             </w:r>
             <w:r>
               <w:rPr>
-                <w:rFonts w:ascii="Calibri" w:cs="Calibri" w:eastAsia="Calibri" w:hAnsi="Calibri"/>
+                <w:rFonts w:ascii="Arial" w:cs="Arial" w:eastAsia="Arial" w:hAnsi="Arial"/>
               </w:rPr>
               <w:t xml:space="preserve"> está autorizado a viajar al destino. Los paquetes rechazados se pueden </w:t>
             </w:r>
             <w:r>
               <w:rPr>
-                <w:rFonts w:ascii="Calibri" w:cs="Calibri" w:eastAsia="Calibri" w:hAnsi="Calibri"/>
+                <w:rFonts w:ascii="Arial" w:cs="Arial" w:eastAsia="Arial" w:hAnsi="Arial"/>
                 <w:b/>
                 <w:bCs/>
               </w:rPr>
@@ -475,23 +476,23 @@
           <w:tcPr>
             <w:tcW w:type="dxa" w:w="2000"/>
             <w:tcBorders>
-              <w:top w:val="single" w:color="BFBFBF" w:sz="4"/>
-              <w:left w:val="single" w:color="BFBFBF" w:sz="4"/>
-              <w:bottom w:val="single" w:color="BFBFBF" w:sz="4"/>
-              <w:right w:val="single" w:color="BFBFBF" w:sz="4"/>
-            </w:tcBorders>
-            <w:shd w:fill="FFFFFF" w:val="clear"/>
-            <w:tcMar>
-              <w:top w:type="dxa" w:w="60"/>
-              <w:left w:type="dxa" w:w="100"/>
-              <w:bottom w:type="dxa" w:w="60"/>
-              <w:right w:type="dxa" w:w="100"/>
-            </w:tcMar>
-          </w:tcPr>
-          <w:p>
-            <w:r>
-              <w:rPr>
-                <w:rFonts w:ascii="Calibri" w:cs="Calibri" w:eastAsia="Calibri" w:hAnsi="Calibri"/>
+              <w:top w:val="single" w:color="000000" w:sz="4"/>
+              <w:left w:val="single" w:color="000000" w:sz="4"/>
+              <w:bottom w:val="single" w:color="000000" w:sz="4"/>
+              <w:right w:val="single" w:color="000000" w:sz="4"/>
+            </w:tcBorders>
+            <w:shd w:fill="FFFFFF" w:val="clear"/>
+            <w:tcMar>
+              <w:top w:type="dxa" w:w="60"/>
+              <w:left w:type="dxa" w:w="100"/>
+              <w:bottom w:type="dxa" w:w="60"/>
+              <w:right w:type="dxa" w:w="100"/>
+            </w:tcMar>
+          </w:tcPr>
+          <w:p>
+            <w:r>
+              <w:rPr>
+                <w:rFonts w:ascii="Arial" w:cs="Arial" w:eastAsia="Arial" w:hAnsi="Arial"/>
                 <w:b/>
                 <w:bCs/>
               </w:rPr>
@@ -503,29 +504,29 @@
           <w:tcPr>
             <w:tcW w:type="dxa" w:w="7360"/>
             <w:tcBorders>
-              <w:top w:val="single" w:color="BFBFBF" w:sz="4"/>
-              <w:left w:val="single" w:color="BFBFBF" w:sz="4"/>
-              <w:bottom w:val="single" w:color="BFBFBF" w:sz="4"/>
-              <w:right w:val="single" w:color="BFBFBF" w:sz="4"/>
-            </w:tcBorders>
-            <w:shd w:fill="FFFFFF" w:val="clear"/>
-            <w:tcMar>
-              <w:top w:type="dxa" w:w="60"/>
-              <w:left w:type="dxa" w:w="100"/>
-              <w:bottom w:type="dxa" w:w="60"/>
-              <w:right w:type="dxa" w:w="100"/>
-            </w:tcMar>
-          </w:tcPr>
-          <w:p>
-            <w:r>
-              <w:rPr>
-                <w:rFonts w:ascii="Calibri" w:cs="Calibri" w:eastAsia="Calibri" w:hAnsi="Calibri"/>
+              <w:top w:val="single" w:color="000000" w:sz="4"/>
+              <w:left w:val="single" w:color="000000" w:sz="4"/>
+              <w:bottom w:val="single" w:color="000000" w:sz="4"/>
+              <w:right w:val="single" w:color="000000" w:sz="4"/>
+            </w:tcBorders>
+            <w:shd w:fill="FFFFFF" w:val="clear"/>
+            <w:tcMar>
+              <w:top w:type="dxa" w:w="60"/>
+              <w:left w:type="dxa" w:w="100"/>
+              <w:bottom w:type="dxa" w:w="60"/>
+              <w:right w:type="dxa" w:w="100"/>
+            </w:tcMar>
+          </w:tcPr>
+          <w:p>
+            <w:r>
+              <w:rPr>
+                <w:rFonts w:ascii="Arial" w:cs="Arial" w:eastAsia="Arial" w:hAnsi="Arial"/>
               </w:rPr>
               <w:t xml:space="preserve">El tráfico </w:t>
             </w:r>
             <w:r>
               <w:rPr>
-                <w:rFonts w:ascii="Calibri" w:cs="Calibri" w:eastAsia="Calibri" w:hAnsi="Calibri"/>
+                <w:rFonts w:ascii="Arial" w:cs="Arial" w:eastAsia="Arial" w:hAnsi="Arial"/>
                 <w:b/>
                 <w:bCs/>
               </w:rPr>
@@ -533,13 +534,13 @@
             </w:r>
             <w:r>
               <w:rPr>
-                <w:rFonts w:ascii="Calibri" w:cs="Calibri" w:eastAsia="Calibri" w:hAnsi="Calibri"/>
+                <w:rFonts w:ascii="Arial" w:cs="Arial" w:eastAsia="Arial" w:hAnsi="Arial"/>
               </w:rPr>
               <w:t xml:space="preserve"> está autorizado a viajar a la zona de destino, pero </w:t>
             </w:r>
             <w:r>
               <w:rPr>
-                <w:rFonts w:ascii="Calibri" w:cs="Calibri" w:eastAsia="Calibri" w:hAnsi="Calibri"/>
+                <w:rFonts w:ascii="Arial" w:cs="Arial" w:eastAsia="Arial" w:hAnsi="Arial"/>
                 <w:b/>
                 <w:bCs/>
               </w:rPr>
@@ -547,7 +548,7 @@
             </w:r>
             <w:r>
               <w:rPr>
-                <w:rFonts w:ascii="Calibri" w:cs="Calibri" w:eastAsia="Calibri" w:hAnsi="Calibri"/>
+                <w:rFonts w:ascii="Arial" w:cs="Arial" w:eastAsia="Arial" w:hAnsi="Arial"/>
               </w:rPr>
               <w:t xml:space="preserve"> hace seguimiento del estado de las conexiones o sesiones</w:t>
             </w:r>
@@ -562,56 +563,13 @@
     </w:p>
     <w:p>
       <w:pPr>
-        <w:shd w:fill="FEF3C7" w:val="clear"/>
-        <w:spacing w:after="100" w:before="60"/>
-        <w:ind w:left="120" w:right="120"/>
-      </w:pPr>
-      <w:r>
-        <w:rPr>
-          <w:rFonts w:ascii="Calibri" w:cs="Calibri" w:eastAsia="Calibri" w:hAnsi="Calibri"/>
+        <w:spacing w:after="80" w:before="160"/>
+      </w:pPr>
+      <w:r>
+        <w:rPr>
+          <w:rFonts w:ascii="Arial" w:cs="Arial" w:eastAsia="Arial" w:hAnsi="Arial"/>
           <w:b/>
           <w:bCs/>
-          <w:color w:val="B45309"/>
-        </w:rPr>
-        <w:t xml:space="preserve">⚠ Ojo: </w:t>
-      </w:r>
-      <w:r>
-        <w:rPr>
-          <w:rFonts w:ascii="Calibri" w:cs="Calibri" w:eastAsia="Calibri" w:hAnsi="Calibri"/>
-          <w:b/>
-          <w:bCs/>
-        </w:rPr>
-        <w:t xml:space="preserve">Inspecciona</w:t>
-      </w:r>
-      <w:r>
-        <w:rPr>
-          <w:rFonts w:ascii="Calibri" w:cs="Calibri" w:eastAsia="Calibri" w:hAnsi="Calibri"/>
-        </w:rPr>
-        <w:t xml:space="preserve"> lleva el estado, </w:t>
-      </w:r>
-      <w:r>
-        <w:rPr>
-          <w:rFonts w:ascii="Calibri" w:cs="Calibri" w:eastAsia="Calibri" w:hAnsi="Calibri"/>
-          <w:b/>
-          <w:bCs/>
-        </w:rPr>
-        <w:t xml:space="preserve">Pasa</w:t>
-      </w:r>
-      <w:r>
-        <w:rPr>
-          <w:rFonts w:ascii="Calibri" w:cs="Calibri" w:eastAsia="Calibri" w:hAnsi="Calibri"/>
-        </w:rPr>
-        <w:t xml:space="preserve"> no. Es la diferencia entre las dos.</w:t>
-      </w:r>
-    </w:p>
-    <w:p>
-      <w:pPr>
-        <w:pStyle w:val="Heading3"/>
-        <w:spacing w:after="80" w:before="160"/>
-      </w:pPr>
-      <w:r>
-        <w:rPr>
-          <w:rFonts w:ascii="Calibri" w:cs="Calibri" w:eastAsia="Calibri" w:hAnsi="Calibri"/>
         </w:rPr>
         <w:t xml:space="preserve">Reglas predeterminadas del tráfico en tránsito</w:t>
       </w:r>
@@ -622,7 +580,7 @@
       </w:pPr>
       <w:r>
         <w:rPr>
-          <w:rFonts w:ascii="Calibri" w:cs="Calibri" w:eastAsia="Calibri" w:hAnsi="Calibri"/>
+          <w:rFonts w:ascii="Arial" w:cs="Arial" w:eastAsia="Arial" w:hAnsi="Arial"/>
         </w:rPr>
         <w:t xml:space="preserve">Dependen de cómo estén configuradas las interfaces de entrada y salida y de si hay políticas.</w:t>
       </w:r>
@@ -651,26 +609,26 @@
           <w:tcPr>
             <w:tcW w:type="dxa" w:w="5200"/>
             <w:tcBorders>
-              <w:top w:val="single" w:color="BFBFBF" w:sz="4"/>
-              <w:left w:val="single" w:color="BFBFBF" w:sz="4"/>
-              <w:bottom w:val="single" w:color="BFBFBF" w:sz="4"/>
-              <w:right w:val="single" w:color="BFBFBF" w:sz="4"/>
-            </w:tcBorders>
-            <w:shd w:fill="1F4E79" w:val="clear"/>
-            <w:tcMar>
-              <w:top w:type="dxa" w:w="60"/>
-              <w:left w:type="dxa" w:w="100"/>
-              <w:bottom w:type="dxa" w:w="60"/>
-              <w:right w:type="dxa" w:w="100"/>
-            </w:tcMar>
-          </w:tcPr>
-          <w:p>
-            <w:r>
-              <w:rPr>
-                <w:rFonts w:ascii="Calibri" w:cs="Calibri" w:eastAsia="Calibri" w:hAnsi="Calibri"/>
-                <w:b/>
-                <w:bCs/>
-                <w:color w:val="FFFFFF"/>
+              <w:top w:val="single" w:color="000000" w:sz="4"/>
+              <w:left w:val="single" w:color="000000" w:sz="4"/>
+              <w:bottom w:val="single" w:color="000000" w:sz="4"/>
+              <w:right w:val="single" w:color="000000" w:sz="4"/>
+            </w:tcBorders>
+            <w:shd w:fill="D9D9D9" w:val="clear"/>
+            <w:tcMar>
+              <w:top w:type="dxa" w:w="60"/>
+              <w:left w:type="dxa" w:w="100"/>
+              <w:bottom w:type="dxa" w:w="60"/>
+              <w:right w:type="dxa" w:w="100"/>
+            </w:tcMar>
+          </w:tcPr>
+          <w:p>
+            <w:r>
+              <w:rPr>
+                <w:rFonts w:ascii="Arial" w:cs="Arial" w:eastAsia="Arial" w:hAnsi="Arial"/>
+                <w:b/>
+                <w:bCs/>
+                <w:color w:val="000000"/>
               </w:rPr>
               <w:t xml:space="preserve">Situación</w:t>
             </w:r>
@@ -680,26 +638,26 @@
           <w:tcPr>
             <w:tcW w:type="dxa" w:w="4160"/>
             <w:tcBorders>
-              <w:top w:val="single" w:color="BFBFBF" w:sz="4"/>
-              <w:left w:val="single" w:color="BFBFBF" w:sz="4"/>
-              <w:bottom w:val="single" w:color="BFBFBF" w:sz="4"/>
-              <w:right w:val="single" w:color="BFBFBF" w:sz="4"/>
-            </w:tcBorders>
-            <w:shd w:fill="1F4E79" w:val="clear"/>
-            <w:tcMar>
-              <w:top w:type="dxa" w:w="60"/>
-              <w:left w:type="dxa" w:w="100"/>
-              <w:bottom w:type="dxa" w:w="60"/>
-              <w:right w:type="dxa" w:w="100"/>
-            </w:tcMar>
-          </w:tcPr>
-          <w:p>
-            <w:r>
-              <w:rPr>
-                <w:rFonts w:ascii="Calibri" w:cs="Calibri" w:eastAsia="Calibri" w:hAnsi="Calibri"/>
-                <w:b/>
-                <w:bCs/>
-                <w:color w:val="FFFFFF"/>
+              <w:top w:val="single" w:color="000000" w:sz="4"/>
+              <w:left w:val="single" w:color="000000" w:sz="4"/>
+              <w:bottom w:val="single" w:color="000000" w:sz="4"/>
+              <w:right w:val="single" w:color="000000" w:sz="4"/>
+            </w:tcBorders>
+            <w:shd w:fill="D9D9D9" w:val="clear"/>
+            <w:tcMar>
+              <w:top w:type="dxa" w:w="60"/>
+              <w:left w:type="dxa" w:w="100"/>
+              <w:bottom w:type="dxa" w:w="60"/>
+              <w:right w:type="dxa" w:w="100"/>
+            </w:tcMar>
+          </w:tcPr>
+          <w:p>
+            <w:r>
+              <w:rPr>
+                <w:rFonts w:ascii="Arial" w:cs="Arial" w:eastAsia="Arial" w:hAnsi="Arial"/>
+                <w:b/>
+                <w:bCs/>
+                <w:color w:val="000000"/>
               </w:rPr>
               <w:t xml:space="preserve">Resultado</w:t>
             </w:r>
@@ -711,23 +669,23 @@
           <w:tcPr>
             <w:tcW w:type="dxa" w:w="5200"/>
             <w:tcBorders>
-              <w:top w:val="single" w:color="BFBFBF" w:sz="4"/>
-              <w:left w:val="single" w:color="BFBFBF" w:sz="4"/>
-              <w:bottom w:val="single" w:color="BFBFBF" w:sz="4"/>
-              <w:right w:val="single" w:color="BFBFBF" w:sz="4"/>
-            </w:tcBorders>
-            <w:shd w:fill="FFFFFF" w:val="clear"/>
-            <w:tcMar>
-              <w:top w:type="dxa" w:w="60"/>
-              <w:left w:type="dxa" w:w="100"/>
-              <w:bottom w:type="dxa" w:w="60"/>
-              <w:right w:type="dxa" w:w="100"/>
-            </w:tcMar>
-          </w:tcPr>
-          <w:p>
-            <w:r>
-              <w:rPr>
-                <w:rFonts w:ascii="Calibri" w:cs="Calibri" w:eastAsia="Calibri" w:hAnsi="Calibri"/>
+              <w:top w:val="single" w:color="000000" w:sz="4"/>
+              <w:left w:val="single" w:color="000000" w:sz="4"/>
+              <w:bottom w:val="single" w:color="000000" w:sz="4"/>
+              <w:right w:val="single" w:color="000000" w:sz="4"/>
+            </w:tcBorders>
+            <w:shd w:fill="FFFFFF" w:val="clear"/>
+            <w:tcMar>
+              <w:top w:type="dxa" w:w="60"/>
+              <w:left w:type="dxa" w:w="100"/>
+              <w:bottom w:type="dxa" w:w="60"/>
+              <w:right w:type="dxa" w:w="100"/>
+            </w:tcMar>
+          </w:tcPr>
+          <w:p>
+            <w:r>
+              <w:rPr>
+                <w:rFonts w:ascii="Arial" w:cs="Arial" w:eastAsia="Arial" w:hAnsi="Arial"/>
               </w:rPr>
               <w:t xml:space="preserve">Ninguna de las interfaces (entrada ni salida) es miembro de una zona</w:t>
             </w:r>
@@ -737,29 +695,29 @@
           <w:tcPr>
             <w:tcW w:type="dxa" w:w="4160"/>
             <w:tcBorders>
-              <w:top w:val="single" w:color="BFBFBF" w:sz="4"/>
-              <w:left w:val="single" w:color="BFBFBF" w:sz="4"/>
-              <w:bottom w:val="single" w:color="BFBFBF" w:sz="4"/>
-              <w:right w:val="single" w:color="BFBFBF" w:sz="4"/>
-            </w:tcBorders>
-            <w:shd w:fill="FFFFFF" w:val="clear"/>
-            <w:tcMar>
-              <w:top w:type="dxa" w:w="60"/>
-              <w:left w:type="dxa" w:w="100"/>
-              <w:bottom w:type="dxa" w:w="60"/>
-              <w:right w:type="dxa" w:w="100"/>
-            </w:tcMar>
-          </w:tcPr>
-          <w:p>
-            <w:r>
-              <w:rPr>
-                <w:rFonts w:ascii="Calibri" w:cs="Calibri" w:eastAsia="Calibri" w:hAnsi="Calibri"/>
+              <w:top w:val="single" w:color="000000" w:sz="4"/>
+              <w:left w:val="single" w:color="000000" w:sz="4"/>
+              <w:bottom w:val="single" w:color="000000" w:sz="4"/>
+              <w:right w:val="single" w:color="000000" w:sz="4"/>
+            </w:tcBorders>
+            <w:shd w:fill="FFFFFF" w:val="clear"/>
+            <w:tcMar>
+              <w:top w:type="dxa" w:w="60"/>
+              <w:left w:type="dxa" w:w="100"/>
+              <w:bottom w:type="dxa" w:w="60"/>
+              <w:right w:type="dxa" w:w="100"/>
+            </w:tcMar>
+          </w:tcPr>
+          <w:p>
+            <w:r>
+              <w:rPr>
+                <w:rFonts w:ascii="Arial" w:cs="Arial" w:eastAsia="Arial" w:hAnsi="Arial"/>
               </w:rPr>
               <w:t xml:space="preserve">Se </w:t>
             </w:r>
             <w:r>
               <w:rPr>
-                <w:rFonts w:ascii="Calibri" w:cs="Calibri" w:eastAsia="Calibri" w:hAnsi="Calibri"/>
+                <w:rFonts w:ascii="Arial" w:cs="Arial" w:eastAsia="Arial" w:hAnsi="Arial"/>
                 <w:b/>
                 <w:bCs/>
               </w:rPr>
@@ -767,7 +725,7 @@
             </w:r>
             <w:r>
               <w:rPr>
-                <w:rFonts w:ascii="Calibri" w:cs="Calibri" w:eastAsia="Calibri" w:hAnsi="Calibri"/>
+                <w:rFonts w:ascii="Arial" w:cs="Arial" w:eastAsia="Arial" w:hAnsi="Arial"/>
               </w:rPr>
               <w:t xml:space="preserve"> que el tráfico salga por la interfaz de salida</w:t>
             </w:r>
@@ -779,29 +737,29 @@
           <w:tcPr>
             <w:tcW w:type="dxa" w:w="5200"/>
             <w:tcBorders>
-              <w:top w:val="single" w:color="BFBFBF" w:sz="4"/>
-              <w:left w:val="single" w:color="BFBFBF" w:sz="4"/>
-              <w:bottom w:val="single" w:color="BFBFBF" w:sz="4"/>
-              <w:right w:val="single" w:color="BFBFBF" w:sz="4"/>
-            </w:tcBorders>
-            <w:shd w:fill="FFFFFF" w:val="clear"/>
-            <w:tcMar>
-              <w:top w:type="dxa" w:w="60"/>
-              <w:left w:type="dxa" w:w="100"/>
-              <w:bottom w:type="dxa" w:w="60"/>
-              <w:right w:type="dxa" w:w="100"/>
-            </w:tcMar>
-          </w:tcPr>
-          <w:p>
-            <w:r>
-              <w:rPr>
-                <w:rFonts w:ascii="Calibri" w:cs="Calibri" w:eastAsia="Calibri" w:hAnsi="Calibri"/>
+              <w:top w:val="single" w:color="000000" w:sz="4"/>
+              <w:left w:val="single" w:color="000000" w:sz="4"/>
+              <w:bottom w:val="single" w:color="000000" w:sz="4"/>
+              <w:right w:val="single" w:color="000000" w:sz="4"/>
+            </w:tcBorders>
+            <w:shd w:fill="FFFFFF" w:val="clear"/>
+            <w:tcMar>
+              <w:top w:type="dxa" w:w="60"/>
+              <w:left w:type="dxa" w:w="100"/>
+              <w:bottom w:type="dxa" w:w="60"/>
+              <w:right w:type="dxa" w:w="100"/>
+            </w:tcMar>
+          </w:tcPr>
+          <w:p>
+            <w:r>
+              <w:rPr>
+                <w:rFonts w:ascii="Arial" w:cs="Arial" w:eastAsia="Arial" w:hAnsi="Arial"/>
               </w:rPr>
               <w:t xml:space="preserve">Ambas interfaces son miembros de la </w:t>
             </w:r>
             <w:r>
               <w:rPr>
-                <w:rFonts w:ascii="Calibri" w:cs="Calibri" w:eastAsia="Calibri" w:hAnsi="Calibri"/>
+                <w:rFonts w:ascii="Arial" w:cs="Arial" w:eastAsia="Arial" w:hAnsi="Arial"/>
                 <w:b/>
                 <w:bCs/>
               </w:rPr>
@@ -813,29 +771,29 @@
           <w:tcPr>
             <w:tcW w:type="dxa" w:w="4160"/>
             <w:tcBorders>
-              <w:top w:val="single" w:color="BFBFBF" w:sz="4"/>
-              <w:left w:val="single" w:color="BFBFBF" w:sz="4"/>
-              <w:bottom w:val="single" w:color="BFBFBF" w:sz="4"/>
-              <w:right w:val="single" w:color="BFBFBF" w:sz="4"/>
-            </w:tcBorders>
-            <w:shd w:fill="FFFFFF" w:val="clear"/>
-            <w:tcMar>
-              <w:top w:type="dxa" w:w="60"/>
-              <w:left w:type="dxa" w:w="100"/>
-              <w:bottom w:type="dxa" w:w="60"/>
-              <w:right w:type="dxa" w:w="100"/>
-            </w:tcMar>
-          </w:tcPr>
-          <w:p>
-            <w:r>
-              <w:rPr>
-                <w:rFonts w:ascii="Calibri" w:cs="Calibri" w:eastAsia="Calibri" w:hAnsi="Calibri"/>
+              <w:top w:val="single" w:color="000000" w:sz="4"/>
+              <w:left w:val="single" w:color="000000" w:sz="4"/>
+              <w:bottom w:val="single" w:color="000000" w:sz="4"/>
+              <w:right w:val="single" w:color="000000" w:sz="4"/>
+            </w:tcBorders>
+            <w:shd w:fill="FFFFFF" w:val="clear"/>
+            <w:tcMar>
+              <w:top w:type="dxa" w:w="60"/>
+              <w:left w:type="dxa" w:w="100"/>
+              <w:bottom w:type="dxa" w:w="60"/>
+              <w:right w:type="dxa" w:w="100"/>
+            </w:tcMar>
+          </w:tcPr>
+          <w:p>
+            <w:r>
+              <w:rPr>
+                <w:rFonts w:ascii="Arial" w:cs="Arial" w:eastAsia="Arial" w:hAnsi="Arial"/>
               </w:rPr>
               <w:t xml:space="preserve">Se </w:t>
             </w:r>
             <w:r>
               <w:rPr>
-                <w:rFonts w:ascii="Calibri" w:cs="Calibri" w:eastAsia="Calibri" w:hAnsi="Calibri"/>
+                <w:rFonts w:ascii="Arial" w:cs="Arial" w:eastAsia="Arial" w:hAnsi="Arial"/>
                 <w:b/>
                 <w:bCs/>
               </w:rPr>
@@ -843,7 +801,7 @@
             </w:r>
             <w:r>
               <w:rPr>
-                <w:rFonts w:ascii="Calibri" w:cs="Calibri" w:eastAsia="Calibri" w:hAnsi="Calibri"/>
+                <w:rFonts w:ascii="Arial" w:cs="Arial" w:eastAsia="Arial" w:hAnsi="Arial"/>
               </w:rPr>
               <w:t xml:space="preserve"> el paso del tráfico</w:t>
             </w:r>
@@ -855,29 +813,29 @@
           <w:tcPr>
             <w:tcW w:type="dxa" w:w="5200"/>
             <w:tcBorders>
-              <w:top w:val="single" w:color="BFBFBF" w:sz="4"/>
-              <w:left w:val="single" w:color="BFBFBF" w:sz="4"/>
-              <w:bottom w:val="single" w:color="BFBFBF" w:sz="4"/>
-              <w:right w:val="single" w:color="BFBFBF" w:sz="4"/>
-            </w:tcBorders>
-            <w:shd w:fill="FFFFFF" w:val="clear"/>
-            <w:tcMar>
-              <w:top w:type="dxa" w:w="60"/>
-              <w:left w:type="dxa" w:w="100"/>
-              <w:bottom w:type="dxa" w:w="60"/>
-              <w:right w:type="dxa" w:w="100"/>
-            </w:tcMar>
-          </w:tcPr>
-          <w:p>
-            <w:r>
-              <w:rPr>
-                <w:rFonts w:ascii="Calibri" w:cs="Calibri" w:eastAsia="Calibri" w:hAnsi="Calibri"/>
+              <w:top w:val="single" w:color="000000" w:sz="4"/>
+              <w:left w:val="single" w:color="000000" w:sz="4"/>
+              <w:bottom w:val="single" w:color="000000" w:sz="4"/>
+              <w:right w:val="single" w:color="000000" w:sz="4"/>
+            </w:tcBorders>
+            <w:shd w:fill="FFFFFF" w:val="clear"/>
+            <w:tcMar>
+              <w:top w:type="dxa" w:w="60"/>
+              <w:left w:type="dxa" w:w="100"/>
+              <w:bottom w:type="dxa" w:w="60"/>
+              <w:right w:type="dxa" w:w="100"/>
+            </w:tcMar>
+          </w:tcPr>
+          <w:p>
+            <w:r>
+              <w:rPr>
+                <w:rFonts w:ascii="Arial" w:cs="Arial" w:eastAsia="Arial" w:hAnsi="Arial"/>
               </w:rPr>
               <w:t xml:space="preserve">Una interfaz es miembro de una zona y la otra </w:t>
             </w:r>
             <w:r>
               <w:rPr>
-                <w:rFonts w:ascii="Calibri" w:cs="Calibri" w:eastAsia="Calibri" w:hAnsi="Calibri"/>
+                <w:rFonts w:ascii="Arial" w:cs="Arial" w:eastAsia="Arial" w:hAnsi="Arial"/>
                 <w:b/>
                 <w:bCs/>
               </w:rPr>
@@ -889,29 +847,29 @@
           <w:tcPr>
             <w:tcW w:type="dxa" w:w="4160"/>
             <w:tcBorders>
-              <w:top w:val="single" w:color="BFBFBF" w:sz="4"/>
-              <w:left w:val="single" w:color="BFBFBF" w:sz="4"/>
-              <w:bottom w:val="single" w:color="BFBFBF" w:sz="4"/>
-              <w:right w:val="single" w:color="BFBFBF" w:sz="4"/>
-            </w:tcBorders>
-            <w:shd w:fill="FFFFFF" w:val="clear"/>
-            <w:tcMar>
-              <w:top w:type="dxa" w:w="60"/>
-              <w:left w:type="dxa" w:w="100"/>
-              <w:bottom w:type="dxa" w:w="60"/>
-              <w:right w:type="dxa" w:w="100"/>
-            </w:tcMar>
-          </w:tcPr>
-          <w:p>
-            <w:r>
-              <w:rPr>
-                <w:rFonts w:ascii="Calibri" w:cs="Calibri" w:eastAsia="Calibri" w:hAnsi="Calibri"/>
+              <w:top w:val="single" w:color="000000" w:sz="4"/>
+              <w:left w:val="single" w:color="000000" w:sz="4"/>
+              <w:bottom w:val="single" w:color="000000" w:sz="4"/>
+              <w:right w:val="single" w:color="000000" w:sz="4"/>
+            </w:tcBorders>
+            <w:shd w:fill="FFFFFF" w:val="clear"/>
+            <w:tcMar>
+              <w:top w:type="dxa" w:w="60"/>
+              <w:left w:type="dxa" w:w="100"/>
+              <w:bottom w:type="dxa" w:w="60"/>
+              <w:right w:type="dxa" w:w="100"/>
+            </w:tcMar>
+          </w:tcPr>
+          <w:p>
+            <w:r>
+              <w:rPr>
+                <w:rFonts w:ascii="Arial" w:cs="Arial" w:eastAsia="Arial" w:hAnsi="Arial"/>
               </w:rPr>
               <w:t xml:space="preserve">El tráfico se </w:t>
             </w:r>
             <w:r>
               <w:rPr>
-                <w:rFonts w:ascii="Calibri" w:cs="Calibri" w:eastAsia="Calibri" w:hAnsi="Calibri"/>
+                <w:rFonts w:ascii="Arial" w:cs="Arial" w:eastAsia="Arial" w:hAnsi="Arial"/>
                 <w:b/>
                 <w:bCs/>
               </w:rPr>
@@ -928,12 +886,13 @@
     </w:p>
     <w:p>
       <w:pPr>
-        <w:pStyle w:val="Heading3"/>
         <w:spacing w:after="80" w:before="160"/>
       </w:pPr>
       <w:r>
         <w:rPr>
-          <w:rFonts w:ascii="Calibri" w:cs="Calibri" w:eastAsia="Calibri" w:hAnsi="Calibri"/>
+          <w:rFonts w:ascii="Arial" w:cs="Arial" w:eastAsia="Arial" w:hAnsi="Arial"/>
+          <w:b/>
+          <w:bCs/>
         </w:rPr>
         <w:t xml:space="preserve">Self zone</w:t>
       </w:r>
@@ -949,13 +908,13 @@
       </w:pPr>
       <w:r>
         <w:rPr>
-          <w:rFonts w:ascii="Calibri" w:cs="Calibri" w:eastAsia="Calibri" w:hAnsi="Calibri"/>
+          <w:rFonts w:ascii="Arial" w:cs="Arial" w:eastAsia="Arial" w:hAnsi="Arial"/>
         </w:rPr>
         <w:t xml:space="preserve">Es una zona especial: la </w:t>
       </w:r>
       <w:r>
         <w:rPr>
-          <w:rFonts w:ascii="Calibri" w:cs="Calibri" w:eastAsia="Calibri" w:hAnsi="Calibri"/>
+          <w:rFonts w:ascii="Arial" w:cs="Arial" w:eastAsia="Arial" w:hAnsi="Arial"/>
           <w:b/>
           <w:bCs/>
         </w:rPr>
@@ -963,7 +922,7 @@
       </w:r>
       <w:r>
         <w:rPr>
-          <w:rFonts w:ascii="Calibri" w:cs="Calibri" w:eastAsia="Calibri" w:hAnsi="Calibri"/>
+          <w:rFonts w:ascii="Arial" w:cs="Arial" w:eastAsia="Arial" w:hAnsi="Arial"/>
         </w:rPr>
         <w:t xml:space="preserve">.</w:t>
       </w:r>
@@ -979,13 +938,13 @@
       </w:pPr>
       <w:r>
         <w:rPr>
-          <w:rFonts w:ascii="Calibri" w:cs="Calibri" w:eastAsia="Calibri" w:hAnsi="Calibri"/>
+          <w:rFonts w:ascii="Arial" w:cs="Arial" w:eastAsia="Arial" w:hAnsi="Arial"/>
         </w:rPr>
         <w:t xml:space="preserve">Las interfaces del router funcionan como </w:t>
       </w:r>
       <w:r>
         <w:rPr>
-          <w:rFonts w:ascii="Calibri" w:cs="Calibri" w:eastAsia="Calibri" w:hAnsi="Calibri"/>
+          <w:rFonts w:ascii="Arial" w:cs="Arial" w:eastAsia="Arial" w:hAnsi="Arial"/>
           <w:b/>
           <w:bCs/>
         </w:rPr>
@@ -993,7 +952,7 @@
       </w:r>
       <w:r>
         <w:rPr>
-          <w:rFonts w:ascii="Calibri" w:cs="Calibri" w:eastAsia="Calibri" w:hAnsi="Calibri"/>
+          <w:rFonts w:ascii="Arial" w:cs="Arial" w:eastAsia="Arial" w:hAnsi="Arial"/>
         </w:rPr>
         <w:t xml:space="preserve"> del tráfico.</w:t>
       </w:r>
@@ -1009,13 +968,13 @@
       </w:pPr>
       <w:r>
         <w:rPr>
-          <w:rFonts w:ascii="Calibri" w:cs="Calibri" w:eastAsia="Calibri" w:hAnsi="Calibri"/>
+          <w:rFonts w:ascii="Arial" w:cs="Arial" w:eastAsia="Arial" w:hAnsi="Arial"/>
         </w:rPr>
         <w:t xml:space="preserve">Ese tráfico es para la </w:t>
       </w:r>
       <w:r>
         <w:rPr>
-          <w:rFonts w:ascii="Calibri" w:cs="Calibri" w:eastAsia="Calibri" w:hAnsi="Calibri"/>
+          <w:rFonts w:ascii="Arial" w:cs="Arial" w:eastAsia="Arial" w:hAnsi="Arial"/>
           <w:b/>
           <w:bCs/>
         </w:rPr>
@@ -1023,13 +982,13 @@
       </w:r>
       <w:r>
         <w:rPr>
-          <w:rFonts w:ascii="Calibri" w:cs="Calibri" w:eastAsia="Calibri" w:hAnsi="Calibri"/>
+          <w:rFonts w:ascii="Arial" w:cs="Arial" w:eastAsia="Arial" w:hAnsi="Arial"/>
         </w:rPr>
         <w:t xml:space="preserve"> o para el </w:t>
       </w:r>
       <w:r>
         <w:rPr>
-          <w:rFonts w:ascii="Calibri" w:cs="Calibri" w:eastAsia="Calibri" w:hAnsi="Calibri"/>
+          <w:rFonts w:ascii="Arial" w:cs="Arial" w:eastAsia="Arial" w:hAnsi="Arial"/>
           <w:b/>
           <w:bCs/>
         </w:rPr>
@@ -1037,7 +996,7 @@
       </w:r>
       <w:r>
         <w:rPr>
-          <w:rFonts w:ascii="Calibri" w:cs="Calibri" w:eastAsia="Calibri" w:hAnsi="Calibri"/>
+          <w:rFonts w:ascii="Arial" w:cs="Arial" w:eastAsia="Arial" w:hAnsi="Arial"/>
         </w:rPr>
         <w:t xml:space="preserve"> de tráfico.</w:t>
       </w:r>
@@ -1053,47 +1012,48 @@
       </w:pPr>
       <w:r>
         <w:rPr>
-          <w:rFonts w:ascii="Calibri" w:cs="Calibri" w:eastAsia="Calibri" w:hAnsi="Calibri"/>
+          <w:rFonts w:ascii="Arial" w:cs="Arial" w:eastAsia="Arial" w:hAnsi="Arial"/>
         </w:rPr>
         <w:t xml:space="preserve">También tiene reglas propias, parecidas a las del tráfico en tránsito.</w:t>
       </w:r>
     </w:p>
     <w:p>
       <w:pPr>
-        <w:pStyle w:val="Heading1"/>
         <w:pBdr>
-          <w:bottom w:val="single" w:color="1F4E79" w:sz="8" w:space="2"/>
+          <w:bottom w:val="single" w:color="000000" w:sz="8" w:space="2"/>
         </w:pBdr>
         <w:spacing w:after="120" w:before="280"/>
       </w:pPr>
       <w:r>
         <w:rPr>
-          <w:rFonts w:ascii="Calibri" w:cs="Calibri" w:eastAsia="Calibri" w:hAnsi="Calibri"/>
-        </w:rPr>
-        <w:t xml:space="preserve">3. Configurar un ZPF</w:t>
-      </w:r>
-    </w:p>
-    <w:p>
-      <w:pPr>
-        <w:spacing w:after="100"/>
-      </w:pPr>
-      <w:r>
-        <w:rPr>
-          <w:rFonts w:ascii="Calibri" w:cs="Calibri" w:eastAsia="Calibri" w:hAnsi="Calibri"/>
-        </w:rPr>
-        <w:t xml:space="preserve">Son </w:t>
-      </w:r>
-      <w:r>
-        <w:rPr>
-          <w:rFonts w:ascii="Calibri" w:cs="Calibri" w:eastAsia="Calibri" w:hAnsi="Calibri"/>
+          <w:rFonts w:ascii="Arial" w:cs="Arial" w:eastAsia="Arial" w:hAnsi="Arial"/>
           <w:b/>
           <w:bCs/>
         </w:rPr>
+        <w:t xml:space="preserve">3. Configurar un ZPF</w:t>
+      </w:r>
+    </w:p>
+    <w:p>
+      <w:pPr>
+        <w:spacing w:after="100"/>
+      </w:pPr>
+      <w:r>
+        <w:rPr>
+          <w:rFonts w:ascii="Arial" w:cs="Arial" w:eastAsia="Arial" w:hAnsi="Arial"/>
+        </w:rPr>
+        <w:t xml:space="preserve">Son </w:t>
+      </w:r>
+      <w:r>
+        <w:rPr>
+          <w:rFonts w:ascii="Arial" w:cs="Arial" w:eastAsia="Arial" w:hAnsi="Arial"/>
+          <w:b/>
+          <w:bCs/>
+        </w:rPr>
         <w:t xml:space="preserve">5 pasos</w:t>
       </w:r>
       <w:r>
         <w:rPr>
-          <w:rFonts w:ascii="Calibri" w:cs="Calibri" w:eastAsia="Calibri" w:hAnsi="Calibri"/>
+          <w:rFonts w:ascii="Arial" w:cs="Arial" w:eastAsia="Arial" w:hAnsi="Arial"/>
         </w:rPr>
         <w:t xml:space="preserve">, en este orden:</w:t>
       </w:r>
@@ -1122,26 +1082,26 @@
           <w:tcPr>
             <w:tcW w:type="dxa" w:w="900"/>
             <w:tcBorders>
-              <w:top w:val="single" w:color="BFBFBF" w:sz="4"/>
-              <w:left w:val="single" w:color="BFBFBF" w:sz="4"/>
-              <w:bottom w:val="single" w:color="BFBFBF" w:sz="4"/>
-              <w:right w:val="single" w:color="BFBFBF" w:sz="4"/>
-            </w:tcBorders>
-            <w:shd w:fill="1F4E79" w:val="clear"/>
-            <w:tcMar>
-              <w:top w:type="dxa" w:w="60"/>
-              <w:left w:type="dxa" w:w="100"/>
-              <w:bottom w:type="dxa" w:w="60"/>
-              <w:right w:type="dxa" w:w="100"/>
-            </w:tcMar>
-          </w:tcPr>
-          <w:p>
-            <w:r>
-              <w:rPr>
-                <w:rFonts w:ascii="Calibri" w:cs="Calibri" w:eastAsia="Calibri" w:hAnsi="Calibri"/>
-                <w:b/>
-                <w:bCs/>
-                <w:color w:val="FFFFFF"/>
+              <w:top w:val="single" w:color="000000" w:sz="4"/>
+              <w:left w:val="single" w:color="000000" w:sz="4"/>
+              <w:bottom w:val="single" w:color="000000" w:sz="4"/>
+              <w:right w:val="single" w:color="000000" w:sz="4"/>
+            </w:tcBorders>
+            <w:shd w:fill="D9D9D9" w:val="clear"/>
+            <w:tcMar>
+              <w:top w:type="dxa" w:w="60"/>
+              <w:left w:type="dxa" w:w="100"/>
+              <w:bottom w:type="dxa" w:w="60"/>
+              <w:right w:type="dxa" w:w="100"/>
+            </w:tcMar>
+          </w:tcPr>
+          <w:p>
+            <w:r>
+              <w:rPr>
+                <w:rFonts w:ascii="Arial" w:cs="Arial" w:eastAsia="Arial" w:hAnsi="Arial"/>
+                <w:b/>
+                <w:bCs/>
+                <w:color w:val="000000"/>
               </w:rPr>
               <w:t xml:space="preserve">Paso</w:t>
             </w:r>
@@ -1151,26 +1111,26 @@
           <w:tcPr>
             <w:tcW w:type="dxa" w:w="8460"/>
             <w:tcBorders>
-              <w:top w:val="single" w:color="BFBFBF" w:sz="4"/>
-              <w:left w:val="single" w:color="BFBFBF" w:sz="4"/>
-              <w:bottom w:val="single" w:color="BFBFBF" w:sz="4"/>
-              <w:right w:val="single" w:color="BFBFBF" w:sz="4"/>
-            </w:tcBorders>
-            <w:shd w:fill="1F4E79" w:val="clear"/>
-            <w:tcMar>
-              <w:top w:type="dxa" w:w="60"/>
-              <w:left w:type="dxa" w:w="100"/>
-              <w:bottom w:type="dxa" w:w="60"/>
-              <w:right w:type="dxa" w:w="100"/>
-            </w:tcMar>
-          </w:tcPr>
-          <w:p>
-            <w:r>
-              <w:rPr>
-                <w:rFonts w:ascii="Calibri" w:cs="Calibri" w:eastAsia="Calibri" w:hAnsi="Calibri"/>
-                <w:b/>
-                <w:bCs/>
-                <w:color w:val="FFFFFF"/>
+              <w:top w:val="single" w:color="000000" w:sz="4"/>
+              <w:left w:val="single" w:color="000000" w:sz="4"/>
+              <w:bottom w:val="single" w:color="000000" w:sz="4"/>
+              <w:right w:val="single" w:color="000000" w:sz="4"/>
+            </w:tcBorders>
+            <w:shd w:fill="D9D9D9" w:val="clear"/>
+            <w:tcMar>
+              <w:top w:type="dxa" w:w="60"/>
+              <w:left w:type="dxa" w:w="100"/>
+              <w:bottom w:type="dxa" w:w="60"/>
+              <w:right w:type="dxa" w:w="100"/>
+            </w:tcMar>
+          </w:tcPr>
+          <w:p>
+            <w:r>
+              <w:rPr>
+                <w:rFonts w:ascii="Arial" w:cs="Arial" w:eastAsia="Arial" w:hAnsi="Arial"/>
+                <w:b/>
+                <w:bCs/>
+                <w:color w:val="000000"/>
               </w:rPr>
               <w:t xml:space="preserve">Qué se hace</w:t>
             </w:r>
@@ -1182,23 +1142,23 @@
           <w:tcPr>
             <w:tcW w:type="dxa" w:w="900"/>
             <w:tcBorders>
-              <w:top w:val="single" w:color="BFBFBF" w:sz="4"/>
-              <w:left w:val="single" w:color="BFBFBF" w:sz="4"/>
-              <w:bottom w:val="single" w:color="BFBFBF" w:sz="4"/>
-              <w:right w:val="single" w:color="BFBFBF" w:sz="4"/>
-            </w:tcBorders>
-            <w:shd w:fill="FFFFFF" w:val="clear"/>
-            <w:tcMar>
-              <w:top w:type="dxa" w:w="60"/>
-              <w:left w:type="dxa" w:w="100"/>
-              <w:bottom w:type="dxa" w:w="60"/>
-              <w:right w:type="dxa" w:w="100"/>
-            </w:tcMar>
-          </w:tcPr>
-          <w:p>
-            <w:r>
-              <w:rPr>
-                <w:rFonts w:ascii="Calibri" w:cs="Calibri" w:eastAsia="Calibri" w:hAnsi="Calibri"/>
+              <w:top w:val="single" w:color="000000" w:sz="4"/>
+              <w:left w:val="single" w:color="000000" w:sz="4"/>
+              <w:bottom w:val="single" w:color="000000" w:sz="4"/>
+              <w:right w:val="single" w:color="000000" w:sz="4"/>
+            </w:tcBorders>
+            <w:shd w:fill="FFFFFF" w:val="clear"/>
+            <w:tcMar>
+              <w:top w:type="dxa" w:w="60"/>
+              <w:left w:type="dxa" w:w="100"/>
+              <w:bottom w:type="dxa" w:w="60"/>
+              <w:right w:type="dxa" w:w="100"/>
+            </w:tcMar>
+          </w:tcPr>
+          <w:p>
+            <w:r>
+              <w:rPr>
+                <w:rFonts w:ascii="Arial" w:cs="Arial" w:eastAsia="Arial" w:hAnsi="Arial"/>
                 <w:b/>
                 <w:bCs/>
               </w:rPr>
@@ -1210,29 +1170,29 @@
           <w:tcPr>
             <w:tcW w:type="dxa" w:w="8460"/>
             <w:tcBorders>
-              <w:top w:val="single" w:color="BFBFBF" w:sz="4"/>
-              <w:left w:val="single" w:color="BFBFBF" w:sz="4"/>
-              <w:bottom w:val="single" w:color="BFBFBF" w:sz="4"/>
-              <w:right w:val="single" w:color="BFBFBF" w:sz="4"/>
-            </w:tcBorders>
-            <w:shd w:fill="FFFFFF" w:val="clear"/>
-            <w:tcMar>
-              <w:top w:type="dxa" w:w="60"/>
-              <w:left w:type="dxa" w:w="100"/>
-              <w:bottom w:type="dxa" w:w="60"/>
-              <w:right w:type="dxa" w:w="100"/>
-            </w:tcMar>
-          </w:tcPr>
-          <w:p>
-            <w:r>
-              <w:rPr>
-                <w:rFonts w:ascii="Calibri" w:cs="Calibri" w:eastAsia="Calibri" w:hAnsi="Calibri"/>
+              <w:top w:val="single" w:color="000000" w:sz="4"/>
+              <w:left w:val="single" w:color="000000" w:sz="4"/>
+              <w:bottom w:val="single" w:color="000000" w:sz="4"/>
+              <w:right w:val="single" w:color="000000" w:sz="4"/>
+            </w:tcBorders>
+            <w:shd w:fill="FFFFFF" w:val="clear"/>
+            <w:tcMar>
+              <w:top w:type="dxa" w:w="60"/>
+              <w:left w:type="dxa" w:w="100"/>
+              <w:bottom w:type="dxa" w:w="60"/>
+              <w:right w:type="dxa" w:w="100"/>
+            </w:tcMar>
+          </w:tcPr>
+          <w:p>
+            <w:r>
+              <w:rPr>
+                <w:rFonts w:ascii="Arial" w:cs="Arial" w:eastAsia="Arial" w:hAnsi="Arial"/>
               </w:rPr>
               <w:t xml:space="preserve">Crear las </w:t>
             </w:r>
             <w:r>
               <w:rPr>
-                <w:rFonts w:ascii="Calibri" w:cs="Calibri" w:eastAsia="Calibri" w:hAnsi="Calibri"/>
+                <w:rFonts w:ascii="Arial" w:cs="Arial" w:eastAsia="Arial" w:hAnsi="Arial"/>
                 <w:b/>
                 <w:bCs/>
               </w:rPr>
@@ -1246,23 +1206,23 @@
           <w:tcPr>
             <w:tcW w:type="dxa" w:w="900"/>
             <w:tcBorders>
-              <w:top w:val="single" w:color="BFBFBF" w:sz="4"/>
-              <w:left w:val="single" w:color="BFBFBF" w:sz="4"/>
-              <w:bottom w:val="single" w:color="BFBFBF" w:sz="4"/>
-              <w:right w:val="single" w:color="BFBFBF" w:sz="4"/>
-            </w:tcBorders>
-            <w:shd w:fill="FFFFFF" w:val="clear"/>
-            <w:tcMar>
-              <w:top w:type="dxa" w:w="60"/>
-              <w:left w:type="dxa" w:w="100"/>
-              <w:bottom w:type="dxa" w:w="60"/>
-              <w:right w:type="dxa" w:w="100"/>
-            </w:tcMar>
-          </w:tcPr>
-          <w:p>
-            <w:r>
-              <w:rPr>
-                <w:rFonts w:ascii="Calibri" w:cs="Calibri" w:eastAsia="Calibri" w:hAnsi="Calibri"/>
+              <w:top w:val="single" w:color="000000" w:sz="4"/>
+              <w:left w:val="single" w:color="000000" w:sz="4"/>
+              <w:bottom w:val="single" w:color="000000" w:sz="4"/>
+              <w:right w:val="single" w:color="000000" w:sz="4"/>
+            </w:tcBorders>
+            <w:shd w:fill="FFFFFF" w:val="clear"/>
+            <w:tcMar>
+              <w:top w:type="dxa" w:w="60"/>
+              <w:left w:type="dxa" w:w="100"/>
+              <w:bottom w:type="dxa" w:w="60"/>
+              <w:right w:type="dxa" w:w="100"/>
+            </w:tcMar>
+          </w:tcPr>
+          <w:p>
+            <w:r>
+              <w:rPr>
+                <w:rFonts w:ascii="Arial" w:cs="Arial" w:eastAsia="Arial" w:hAnsi="Arial"/>
                 <w:b/>
                 <w:bCs/>
               </w:rPr>
@@ -1274,29 +1234,29 @@
           <w:tcPr>
             <w:tcW w:type="dxa" w:w="8460"/>
             <w:tcBorders>
-              <w:top w:val="single" w:color="BFBFBF" w:sz="4"/>
-              <w:left w:val="single" w:color="BFBFBF" w:sz="4"/>
-              <w:bottom w:val="single" w:color="BFBFBF" w:sz="4"/>
-              <w:right w:val="single" w:color="BFBFBF" w:sz="4"/>
-            </w:tcBorders>
-            <w:shd w:fill="FFFFFF" w:val="clear"/>
-            <w:tcMar>
-              <w:top w:type="dxa" w:w="60"/>
-              <w:left w:type="dxa" w:w="100"/>
-              <w:bottom w:type="dxa" w:w="60"/>
-              <w:right w:type="dxa" w:w="100"/>
-            </w:tcMar>
-          </w:tcPr>
-          <w:p>
-            <w:r>
-              <w:rPr>
-                <w:rFonts w:ascii="Calibri" w:cs="Calibri" w:eastAsia="Calibri" w:hAnsi="Calibri"/>
+              <w:top w:val="single" w:color="000000" w:sz="4"/>
+              <w:left w:val="single" w:color="000000" w:sz="4"/>
+              <w:bottom w:val="single" w:color="000000" w:sz="4"/>
+              <w:right w:val="single" w:color="000000" w:sz="4"/>
+            </w:tcBorders>
+            <w:shd w:fill="FFFFFF" w:val="clear"/>
+            <w:tcMar>
+              <w:top w:type="dxa" w:w="60"/>
+              <w:left w:type="dxa" w:w="100"/>
+              <w:bottom w:type="dxa" w:w="60"/>
+              <w:right w:type="dxa" w:w="100"/>
+            </w:tcMar>
+          </w:tcPr>
+          <w:p>
+            <w:r>
+              <w:rPr>
+                <w:rFonts w:ascii="Arial" w:cs="Arial" w:eastAsia="Arial" w:hAnsi="Arial"/>
               </w:rPr>
               <w:t xml:space="preserve">Crear uno o más </w:t>
             </w:r>
             <w:r>
               <w:rPr>
-                <w:rFonts w:ascii="Calibri" w:cs="Calibri" w:eastAsia="Calibri" w:hAnsi="Calibri"/>
+                <w:rFonts w:ascii="Arial" w:cs="Arial" w:eastAsia="Arial" w:hAnsi="Arial"/>
                 <w:b/>
                 <w:bCs/>
               </w:rPr>
@@ -1304,7 +1264,7 @@
             </w:r>
             <w:r>
               <w:rPr>
-                <w:rFonts w:ascii="Calibri" w:cs="Calibri" w:eastAsia="Calibri" w:hAnsi="Calibri"/>
+                <w:rFonts w:ascii="Arial" w:cs="Arial" w:eastAsia="Arial" w:hAnsi="Arial"/>
               </w:rPr>
               <w:t xml:space="preserve"> para especificar el tráfico que se asocia a una política</w:t>
             </w:r>
@@ -1316,23 +1276,23 @@
           <w:tcPr>
             <w:tcW w:type="dxa" w:w="900"/>
             <w:tcBorders>
-              <w:top w:val="single" w:color="BFBFBF" w:sz="4"/>
-              <w:left w:val="single" w:color="BFBFBF" w:sz="4"/>
-              <w:bottom w:val="single" w:color="BFBFBF" w:sz="4"/>
-              <w:right w:val="single" w:color="BFBFBF" w:sz="4"/>
-            </w:tcBorders>
-            <w:shd w:fill="FFFFFF" w:val="clear"/>
-            <w:tcMar>
-              <w:top w:type="dxa" w:w="60"/>
-              <w:left w:type="dxa" w:w="100"/>
-              <w:bottom w:type="dxa" w:w="60"/>
-              <w:right w:type="dxa" w:w="100"/>
-            </w:tcMar>
-          </w:tcPr>
-          <w:p>
-            <w:r>
-              <w:rPr>
-                <w:rFonts w:ascii="Calibri" w:cs="Calibri" w:eastAsia="Calibri" w:hAnsi="Calibri"/>
+              <w:top w:val="single" w:color="000000" w:sz="4"/>
+              <w:left w:val="single" w:color="000000" w:sz="4"/>
+              <w:bottom w:val="single" w:color="000000" w:sz="4"/>
+              <w:right w:val="single" w:color="000000" w:sz="4"/>
+            </w:tcBorders>
+            <w:shd w:fill="FFFFFF" w:val="clear"/>
+            <w:tcMar>
+              <w:top w:type="dxa" w:w="60"/>
+              <w:left w:type="dxa" w:w="100"/>
+              <w:bottom w:type="dxa" w:w="60"/>
+              <w:right w:type="dxa" w:w="100"/>
+            </w:tcMar>
+          </w:tcPr>
+          <w:p>
+            <w:r>
+              <w:rPr>
+                <w:rFonts w:ascii="Arial" w:cs="Arial" w:eastAsia="Arial" w:hAnsi="Arial"/>
                 <w:b/>
                 <w:bCs/>
               </w:rPr>
@@ -1344,29 +1304,29 @@
           <w:tcPr>
             <w:tcW w:type="dxa" w:w="8460"/>
             <w:tcBorders>
-              <w:top w:val="single" w:color="BFBFBF" w:sz="4"/>
-              <w:left w:val="single" w:color="BFBFBF" w:sz="4"/>
-              <w:bottom w:val="single" w:color="BFBFBF" w:sz="4"/>
-              <w:right w:val="single" w:color="BFBFBF" w:sz="4"/>
-            </w:tcBorders>
-            <w:shd w:fill="FFFFFF" w:val="clear"/>
-            <w:tcMar>
-              <w:top w:type="dxa" w:w="60"/>
-              <w:left w:type="dxa" w:w="100"/>
-              <w:bottom w:type="dxa" w:w="60"/>
-              <w:right w:type="dxa" w:w="100"/>
-            </w:tcMar>
-          </w:tcPr>
-          <w:p>
-            <w:r>
-              <w:rPr>
-                <w:rFonts w:ascii="Calibri" w:cs="Calibri" w:eastAsia="Calibri" w:hAnsi="Calibri"/>
+              <w:top w:val="single" w:color="000000" w:sz="4"/>
+              <w:left w:val="single" w:color="000000" w:sz="4"/>
+              <w:bottom w:val="single" w:color="000000" w:sz="4"/>
+              <w:right w:val="single" w:color="000000" w:sz="4"/>
+            </w:tcBorders>
+            <w:shd w:fill="FFFFFF" w:val="clear"/>
+            <w:tcMar>
+              <w:top w:type="dxa" w:w="60"/>
+              <w:left w:type="dxa" w:w="100"/>
+              <w:bottom w:type="dxa" w:w="60"/>
+              <w:right w:type="dxa" w:w="100"/>
+            </w:tcMar>
+          </w:tcPr>
+          <w:p>
+            <w:r>
+              <w:rPr>
+                <w:rFonts w:ascii="Arial" w:cs="Arial" w:eastAsia="Arial" w:hAnsi="Arial"/>
               </w:rPr>
               <w:t xml:space="preserve">Crear </w:t>
             </w:r>
             <w:r>
               <w:rPr>
-                <w:rFonts w:ascii="Calibri" w:cs="Calibri" w:eastAsia="Calibri" w:hAnsi="Calibri"/>
+                <w:rFonts w:ascii="Arial" w:cs="Arial" w:eastAsia="Arial" w:hAnsi="Arial"/>
                 <w:b/>
                 <w:bCs/>
               </w:rPr>
@@ -1374,13 +1334,13 @@
             </w:r>
             <w:r>
               <w:rPr>
-                <w:rFonts w:ascii="Calibri" w:cs="Calibri" w:eastAsia="Calibri" w:hAnsi="Calibri"/>
+                <w:rFonts w:ascii="Arial" w:cs="Arial" w:eastAsia="Arial" w:hAnsi="Arial"/>
               </w:rPr>
               <w:t xml:space="preserve"> que asocien el tráfico del mapa de clases con las acciones de </w:t>
             </w:r>
             <w:r>
               <w:rPr>
-                <w:rFonts w:ascii="Calibri" w:cs="Calibri" w:eastAsia="Calibri" w:hAnsi="Calibri"/>
+                <w:rFonts w:ascii="Arial" w:cs="Arial" w:eastAsia="Arial" w:hAnsi="Arial"/>
                 <w:b/>
                 <w:bCs/>
               </w:rPr>
@@ -1394,23 +1354,23 @@
           <w:tcPr>
             <w:tcW w:type="dxa" w:w="900"/>
             <w:tcBorders>
-              <w:top w:val="single" w:color="BFBFBF" w:sz="4"/>
-              <w:left w:val="single" w:color="BFBFBF" w:sz="4"/>
-              <w:bottom w:val="single" w:color="BFBFBF" w:sz="4"/>
-              <w:right w:val="single" w:color="BFBFBF" w:sz="4"/>
-            </w:tcBorders>
-            <w:shd w:fill="FFFFFF" w:val="clear"/>
-            <w:tcMar>
-              <w:top w:type="dxa" w:w="60"/>
-              <w:left w:type="dxa" w:w="100"/>
-              <w:bottom w:type="dxa" w:w="60"/>
-              <w:right w:type="dxa" w:w="100"/>
-            </w:tcMar>
-          </w:tcPr>
-          <w:p>
-            <w:r>
-              <w:rPr>
-                <w:rFonts w:ascii="Calibri" w:cs="Calibri" w:eastAsia="Calibri" w:hAnsi="Calibri"/>
+              <w:top w:val="single" w:color="000000" w:sz="4"/>
+              <w:left w:val="single" w:color="000000" w:sz="4"/>
+              <w:bottom w:val="single" w:color="000000" w:sz="4"/>
+              <w:right w:val="single" w:color="000000" w:sz="4"/>
+            </w:tcBorders>
+            <w:shd w:fill="FFFFFF" w:val="clear"/>
+            <w:tcMar>
+              <w:top w:type="dxa" w:w="60"/>
+              <w:left w:type="dxa" w:w="100"/>
+              <w:bottom w:type="dxa" w:w="60"/>
+              <w:right w:type="dxa" w:w="100"/>
+            </w:tcMar>
+          </w:tcPr>
+          <w:p>
+            <w:r>
+              <w:rPr>
+                <w:rFonts w:ascii="Arial" w:cs="Arial" w:eastAsia="Arial" w:hAnsi="Arial"/>
                 <w:b/>
                 <w:bCs/>
               </w:rPr>
@@ -1422,29 +1382,29 @@
           <w:tcPr>
             <w:tcW w:type="dxa" w:w="8460"/>
             <w:tcBorders>
-              <w:top w:val="single" w:color="BFBFBF" w:sz="4"/>
-              <w:left w:val="single" w:color="BFBFBF" w:sz="4"/>
-              <w:bottom w:val="single" w:color="BFBFBF" w:sz="4"/>
-              <w:right w:val="single" w:color="BFBFBF" w:sz="4"/>
-            </w:tcBorders>
-            <w:shd w:fill="FFFFFF" w:val="clear"/>
-            <w:tcMar>
-              <w:top w:type="dxa" w:w="60"/>
-              <w:left w:type="dxa" w:w="100"/>
-              <w:bottom w:type="dxa" w:w="60"/>
-              <w:right w:type="dxa" w:w="100"/>
-            </w:tcMar>
-          </w:tcPr>
-          <w:p>
-            <w:r>
-              <w:rPr>
-                <w:rFonts w:ascii="Calibri" w:cs="Calibri" w:eastAsia="Calibri" w:hAnsi="Calibri"/>
+              <w:top w:val="single" w:color="000000" w:sz="4"/>
+              <w:left w:val="single" w:color="000000" w:sz="4"/>
+              <w:bottom w:val="single" w:color="000000" w:sz="4"/>
+              <w:right w:val="single" w:color="000000" w:sz="4"/>
+            </w:tcBorders>
+            <w:shd w:fill="FFFFFF" w:val="clear"/>
+            <w:tcMar>
+              <w:top w:type="dxa" w:w="60"/>
+              <w:left w:type="dxa" w:w="100"/>
+              <w:bottom w:type="dxa" w:w="60"/>
+              <w:right w:type="dxa" w:w="100"/>
+            </w:tcMar>
+          </w:tcPr>
+          <w:p>
+            <w:r>
+              <w:rPr>
+                <w:rFonts w:ascii="Arial" w:cs="Arial" w:eastAsia="Arial" w:hAnsi="Arial"/>
               </w:rPr>
               <w:t xml:space="preserve">Crear </w:t>
             </w:r>
             <w:r>
               <w:rPr>
-                <w:rFonts w:ascii="Calibri" w:cs="Calibri" w:eastAsia="Calibri" w:hAnsi="Calibri"/>
+                <w:rFonts w:ascii="Arial" w:cs="Arial" w:eastAsia="Arial" w:hAnsi="Arial"/>
                 <w:b/>
                 <w:bCs/>
               </w:rPr>
@@ -1452,7 +1412,7 @@
             </w:r>
             <w:r>
               <w:rPr>
-                <w:rFonts w:ascii="Calibri" w:cs="Calibri" w:eastAsia="Calibri" w:hAnsi="Calibri"/>
+                <w:rFonts w:ascii="Arial" w:cs="Arial" w:eastAsia="Arial" w:hAnsi="Arial"/>
               </w:rPr>
               <w:t xml:space="preserve"> que se asocian con los mapas de políticas</w:t>
             </w:r>
@@ -1464,23 +1424,23 @@
           <w:tcPr>
             <w:tcW w:type="dxa" w:w="900"/>
             <w:tcBorders>
-              <w:top w:val="single" w:color="BFBFBF" w:sz="4"/>
-              <w:left w:val="single" w:color="BFBFBF" w:sz="4"/>
-              <w:bottom w:val="single" w:color="BFBFBF" w:sz="4"/>
-              <w:right w:val="single" w:color="BFBFBF" w:sz="4"/>
-            </w:tcBorders>
-            <w:shd w:fill="FFFFFF" w:val="clear"/>
-            <w:tcMar>
-              <w:top w:type="dxa" w:w="60"/>
-              <w:left w:type="dxa" w:w="100"/>
-              <w:bottom w:type="dxa" w:w="60"/>
-              <w:right w:type="dxa" w:w="100"/>
-            </w:tcMar>
-          </w:tcPr>
-          <w:p>
-            <w:r>
-              <w:rPr>
-                <w:rFonts w:ascii="Calibri" w:cs="Calibri" w:eastAsia="Calibri" w:hAnsi="Calibri"/>
+              <w:top w:val="single" w:color="000000" w:sz="4"/>
+              <w:left w:val="single" w:color="000000" w:sz="4"/>
+              <w:bottom w:val="single" w:color="000000" w:sz="4"/>
+              <w:right w:val="single" w:color="000000" w:sz="4"/>
+            </w:tcBorders>
+            <w:shd w:fill="FFFFFF" w:val="clear"/>
+            <w:tcMar>
+              <w:top w:type="dxa" w:w="60"/>
+              <w:left w:type="dxa" w:w="100"/>
+              <w:bottom w:type="dxa" w:w="60"/>
+              <w:right w:type="dxa" w:w="100"/>
+            </w:tcMar>
+          </w:tcPr>
+          <w:p>
+            <w:r>
+              <w:rPr>
+                <w:rFonts w:ascii="Arial" w:cs="Arial" w:eastAsia="Arial" w:hAnsi="Arial"/>
                 <w:b/>
                 <w:bCs/>
               </w:rPr>
@@ -1492,23 +1452,23 @@
           <w:tcPr>
             <w:tcW w:type="dxa" w:w="8460"/>
             <w:tcBorders>
-              <w:top w:val="single" w:color="BFBFBF" w:sz="4"/>
-              <w:left w:val="single" w:color="BFBFBF" w:sz="4"/>
-              <w:bottom w:val="single" w:color="BFBFBF" w:sz="4"/>
-              <w:right w:val="single" w:color="BFBFBF" w:sz="4"/>
-            </w:tcBorders>
-            <w:shd w:fill="FFFFFF" w:val="clear"/>
-            <w:tcMar>
-              <w:top w:type="dxa" w:w="60"/>
-              <w:left w:type="dxa" w:w="100"/>
-              <w:bottom w:type="dxa" w:w="60"/>
-              <w:right w:type="dxa" w:w="100"/>
-            </w:tcMar>
-          </w:tcPr>
-          <w:p>
-            <w:r>
-              <w:rPr>
-                <w:rFonts w:ascii="Calibri" w:cs="Calibri" w:eastAsia="Calibri" w:hAnsi="Calibri"/>
+              <w:top w:val="single" w:color="000000" w:sz="4"/>
+              <w:left w:val="single" w:color="000000" w:sz="4"/>
+              <w:bottom w:val="single" w:color="000000" w:sz="4"/>
+              <w:right w:val="single" w:color="000000" w:sz="4"/>
+            </w:tcBorders>
+            <w:shd w:fill="FFFFFF" w:val="clear"/>
+            <w:tcMar>
+              <w:top w:type="dxa" w:w="60"/>
+              <w:left w:type="dxa" w:w="100"/>
+              <w:bottom w:type="dxa" w:w="60"/>
+              <w:right w:type="dxa" w:w="100"/>
+            </w:tcMar>
+          </w:tcPr>
+          <w:p>
+            <w:r>
+              <w:rPr>
+                <w:rFonts w:ascii="Arial" w:cs="Arial" w:eastAsia="Arial" w:hAnsi="Arial"/>
                 <w:b/>
                 <w:bCs/>
               </w:rPr>
@@ -1522,42 +1482,6 @@
       <w:pPr>
         <w:spacing w:after="80"/>
       </w:pPr>
-    </w:p>
-    <w:p>
-      <w:pPr>
-        <w:shd w:fill="FEF3C7" w:val="clear"/>
-        <w:spacing w:after="100" w:before="60"/>
-        <w:ind w:left="120" w:right="120"/>
-      </w:pPr>
-      <w:r>
-        <w:rPr>
-          <w:rFonts w:ascii="Calibri" w:cs="Calibri" w:eastAsia="Calibri" w:hAnsi="Calibri"/>
-          <w:b/>
-          <w:bCs/>
-          <w:color w:val="B45309"/>
-        </w:rPr>
-        <w:t xml:space="preserve">⚠ Ojo: </w:t>
-      </w:r>
-      <w:r>
-        <w:rPr>
-          <w:rFonts w:ascii="Calibri" w:cs="Calibri" w:eastAsia="Calibri" w:hAnsi="Calibri"/>
-        </w:rPr>
-        <w:t xml:space="preserve">Hasta el paso 5 la política de ZPF </w:t>
-      </w:r>
-      <w:r>
-        <w:rPr>
-          <w:rFonts w:ascii="Calibri" w:cs="Calibri" w:eastAsia="Calibri" w:hAnsi="Calibri"/>
-          <w:b/>
-          <w:bCs/>
-        </w:rPr>
-        <w:t xml:space="preserve">no está activa</w:t>
-      </w:r>
-      <w:r>
-        <w:rPr>
-          <w:rFonts w:ascii="Calibri" w:cs="Calibri" w:eastAsia="Calibri" w:hAnsi="Calibri"/>
-        </w:rPr>
-        <w:t xml:space="preserve">. Se activa cuando las interfaces se asocian a las zonas.</w:t>
-      </w:r>
     </w:p>
     <w:sectPr>
       <w:pgSz w:w="12240" w:h="15840" w:orient="portrait"/>
@@ -1774,9 +1698,9 @@
   <w:docDefaults>
     <w:rPrDefault>
       <w:rPr>
-        <w:rFonts w:ascii="Calibri" w:cs="Calibri" w:eastAsia="Calibri" w:hAnsi="Calibri"/>
-        <w:sz w:val="22"/>
-        <w:szCs w:val="22"/>
+        <w:rFonts w:ascii="Arial" w:cs="Arial" w:eastAsia="Arial" w:hAnsi="Arial"/>
+        <w:sz w:val="24"/>
+        <w:szCs w:val="24"/>
       </w:rPr>
     </w:rPrDefault>
     <w:pPrDefault/>
@@ -1961,12 +1885,12 @@
       <w:outlineLvl w:val="0"/>
     </w:pPr>
     <w:rPr>
-      <w:rFonts w:ascii="Calibri" w:cs="Calibri" w:eastAsia="Calibri" w:hAnsi="Calibri"/>
+      <w:rFonts w:ascii="Arial" w:cs="Arial" w:eastAsia="Arial" w:hAnsi="Arial"/>
       <w:b/>
       <w:bCs/>
-      <w:color w:val="1F4E79"/>
-      <w:sz w:val="30"/>
-      <w:szCs w:val="30"/>
+      <w:color w:val="000000"/>
+      <w:sz w:val="24"/>
+      <w:szCs w:val="24"/>
     </w:rPr>
   </w:style>
   <w:style w:type="paragraph" w:styleId="Heading3">
@@ -1978,10 +1902,10 @@
       <w:outlineLvl w:val="2"/>
     </w:pPr>
     <w:rPr>
-      <w:rFonts w:ascii="Calibri" w:cs="Calibri" w:eastAsia="Calibri" w:hAnsi="Calibri"/>
+      <w:rFonts w:ascii="Arial" w:cs="Arial" w:eastAsia="Arial" w:hAnsi="Arial"/>
       <w:b/>
       <w:bCs/>
-      <w:color w:val="2E75B6"/>
+      <w:color w:val="000000"/>
       <w:sz w:val="24"/>
       <w:szCs w:val="24"/>
     </w:rPr>

--- a/Modulo16_Resumen.docx
+++ b/Modulo16_Resumen.docx
@@ -9,7 +9,7 @@
       </w:pPr>
       <w:r>
         <w:rPr>
-          <w:rFonts w:ascii="Arial" w:cs="Arial" w:eastAsia="Arial" w:hAnsi="Arial"/>
+          <w:rFonts w:ascii="Calibri" w:cs="Calibri" w:eastAsia="Calibri" w:hAnsi="Calibri"/>
           <w:b/>
           <w:bCs/>
           <w:color w:val="000000"/>
@@ -26,7 +26,7 @@
       </w:pPr>
       <w:r>
         <w:rPr>
-          <w:rFonts w:ascii="Arial" w:cs="Arial" w:eastAsia="Arial" w:hAnsi="Arial"/>
+          <w:rFonts w:ascii="Calibri" w:cs="Calibri" w:eastAsia="Calibri" w:hAnsi="Calibri"/>
           <w:color w:val="000000"/>
           <w:sz w:val="24"/>
           <w:szCs w:val="24"/>
@@ -36,14 +36,11 @@
     </w:p>
     <w:p>
       <w:pPr>
-        <w:pBdr>
-          <w:bottom w:val="single" w:color="000000" w:sz="8" w:space="2"/>
-        </w:pBdr>
         <w:spacing w:after="120" w:before="280"/>
       </w:pPr>
       <w:r>
         <w:rPr>
-          <w:rFonts w:ascii="Arial" w:cs="Arial" w:eastAsia="Arial" w:hAnsi="Arial"/>
+          <w:rFonts w:ascii="Calibri" w:cs="Calibri" w:eastAsia="Calibri" w:hAnsi="Calibri"/>
           <w:b/>
           <w:bCs/>
         </w:rPr>
@@ -61,13 +58,13 @@
       </w:pPr>
       <w:r>
         <w:rPr>
-          <w:rFonts w:ascii="Arial" w:cs="Arial" w:eastAsia="Arial" w:hAnsi="Arial"/>
+          <w:rFonts w:ascii="Calibri" w:cs="Calibri" w:eastAsia="Calibri" w:hAnsi="Calibri"/>
         </w:rPr>
         <w:t xml:space="preserve">El </w:t>
       </w:r>
       <w:r>
         <w:rPr>
-          <w:rFonts w:ascii="Arial" w:cs="Arial" w:eastAsia="Arial" w:hAnsi="Arial"/>
+          <w:rFonts w:ascii="Calibri" w:cs="Calibri" w:eastAsia="Calibri" w:hAnsi="Calibri"/>
           <w:b/>
           <w:bCs/>
         </w:rPr>
@@ -75,13 +72,13 @@
       </w:r>
       <w:r>
         <w:rPr>
-          <w:rFonts w:ascii="Arial" w:cs="Arial" w:eastAsia="Arial" w:hAnsi="Arial"/>
+          <w:rFonts w:ascii="Calibri" w:cs="Calibri" w:eastAsia="Calibri" w:hAnsi="Calibri"/>
         </w:rPr>
         <w:t xml:space="preserve"> es un reemplazo flexible y potente del antiguo </w:t>
       </w:r>
       <w:r>
         <w:rPr>
-          <w:rFonts w:ascii="Arial" w:cs="Arial" w:eastAsia="Arial" w:hAnsi="Arial"/>
+          <w:rFonts w:ascii="Calibri" w:cs="Calibri" w:eastAsia="Calibri" w:hAnsi="Calibri"/>
           <w:b/>
           <w:bCs/>
         </w:rPr>
@@ -89,7 +86,7 @@
       </w:r>
       <w:r>
         <w:rPr>
-          <w:rFonts w:ascii="Arial" w:cs="Arial" w:eastAsia="Arial" w:hAnsi="Arial"/>
+          <w:rFonts w:ascii="Calibri" w:cs="Calibri" w:eastAsia="Calibri" w:hAnsi="Calibri"/>
         </w:rPr>
         <w:t xml:space="preserve">.</w:t>
       </w:r>
@@ -105,13 +102,13 @@
       </w:pPr>
       <w:r>
         <w:rPr>
-          <w:rFonts w:ascii="Arial" w:cs="Arial" w:eastAsia="Arial" w:hAnsi="Arial"/>
+          <w:rFonts w:ascii="Calibri" w:cs="Calibri" w:eastAsia="Calibri" w:hAnsi="Calibri"/>
         </w:rPr>
         <w:t xml:space="preserve">Trae un modo de configuración nuevo: las </w:t>
       </w:r>
       <w:r>
         <w:rPr>
-          <w:rFonts w:ascii="Arial" w:cs="Arial" w:eastAsia="Arial" w:hAnsi="Arial"/>
+          <w:rFonts w:ascii="Calibri" w:cs="Calibri" w:eastAsia="Calibri" w:hAnsi="Calibri"/>
           <w:b/>
           <w:bCs/>
         </w:rPr>
@@ -119,13 +116,13 @@
       </w:r>
       <w:r>
         <w:rPr>
-          <w:rFonts w:ascii="Arial" w:cs="Arial" w:eastAsia="Arial" w:hAnsi="Arial"/>
+          <w:rFonts w:ascii="Calibri" w:cs="Calibri" w:eastAsia="Calibri" w:hAnsi="Calibri"/>
         </w:rPr>
         <w:t xml:space="preserve"> y las </w:t>
       </w:r>
       <w:r>
         <w:rPr>
-          <w:rFonts w:ascii="Arial" w:cs="Arial" w:eastAsia="Arial" w:hAnsi="Arial"/>
+          <w:rFonts w:ascii="Calibri" w:cs="Calibri" w:eastAsia="Calibri" w:hAnsi="Calibri"/>
           <w:b/>
           <w:bCs/>
         </w:rPr>
@@ -133,7 +130,7 @@
       </w:r>
       <w:r>
         <w:rPr>
-          <w:rFonts w:ascii="Arial" w:cs="Arial" w:eastAsia="Arial" w:hAnsi="Arial"/>
+          <w:rFonts w:ascii="Calibri" w:cs="Calibri" w:eastAsia="Calibri" w:hAnsi="Calibri"/>
         </w:rPr>
         <w:t xml:space="preserve">.</w:t>
       </w:r>
@@ -149,13 +146,13 @@
       </w:pPr>
       <w:r>
         <w:rPr>
-          <w:rFonts w:ascii="Arial" w:cs="Arial" w:eastAsia="Arial" w:hAnsi="Arial"/>
+          <w:rFonts w:ascii="Calibri" w:cs="Calibri" w:eastAsia="Calibri" w:hAnsi="Calibri"/>
         </w:rPr>
         <w:t xml:space="preserve">Es un método </w:t>
       </w:r>
       <w:r>
         <w:rPr>
-          <w:rFonts w:ascii="Arial" w:cs="Arial" w:eastAsia="Arial" w:hAnsi="Arial"/>
+          <w:rFonts w:ascii="Calibri" w:cs="Calibri" w:eastAsia="Calibri" w:hAnsi="Calibri"/>
           <w:b/>
           <w:bCs/>
         </w:rPr>
@@ -163,21 +160,18 @@
       </w:r>
       <w:r>
         <w:rPr>
-          <w:rFonts w:ascii="Arial" w:cs="Arial" w:eastAsia="Arial" w:hAnsi="Arial"/>
+          <w:rFonts w:ascii="Calibri" w:cs="Calibri" w:eastAsia="Calibri" w:hAnsi="Calibri"/>
         </w:rPr>
         <w:t xml:space="preserve"> para diseñar e implementar la seguridad de la red en routers que hacen función de firewall.</w:t>
       </w:r>
     </w:p>
     <w:p>
       <w:pPr>
-        <w:pBdr>
-          <w:bottom w:val="single" w:color="000000" w:sz="8" w:space="2"/>
-        </w:pBdr>
         <w:spacing w:after="120" w:before="280"/>
       </w:pPr>
       <w:r>
         <w:rPr>
-          <w:rFonts w:ascii="Arial" w:cs="Arial" w:eastAsia="Arial" w:hAnsi="Arial"/>
+          <w:rFonts w:ascii="Calibri" w:cs="Calibri" w:eastAsia="Calibri" w:hAnsi="Calibri"/>
           <w:b/>
           <w:bCs/>
         </w:rPr>
@@ -190,13 +184,13 @@
       </w:pPr>
       <w:r>
         <w:rPr>
-          <w:rFonts w:ascii="Arial" w:cs="Arial" w:eastAsia="Arial" w:hAnsi="Arial"/>
+          <w:rFonts w:ascii="Calibri" w:cs="Calibri" w:eastAsia="Calibri" w:hAnsi="Calibri"/>
         </w:rPr>
         <w:t xml:space="preserve">Las ZPF usan </w:t>
       </w:r>
       <w:r>
         <w:rPr>
-          <w:rFonts w:ascii="Arial" w:cs="Arial" w:eastAsia="Arial" w:hAnsi="Arial"/>
+          <w:rFonts w:ascii="Calibri" w:cs="Calibri" w:eastAsia="Calibri" w:hAnsi="Calibri"/>
           <w:b/>
           <w:bCs/>
         </w:rPr>
@@ -204,13 +198,13 @@
       </w:r>
       <w:r>
         <w:rPr>
-          <w:rFonts w:ascii="Arial" w:cs="Arial" w:eastAsia="Arial" w:hAnsi="Arial"/>
+          <w:rFonts w:ascii="Calibri" w:cs="Calibri" w:eastAsia="Calibri" w:hAnsi="Calibri"/>
         </w:rPr>
         <w:t xml:space="preserve"> para actuar sobre el tráfico específico que viaja desde una </w:t>
       </w:r>
       <w:r>
         <w:rPr>
-          <w:rFonts w:ascii="Arial" w:cs="Arial" w:eastAsia="Arial" w:hAnsi="Arial"/>
+          <w:rFonts w:ascii="Calibri" w:cs="Calibri" w:eastAsia="Calibri" w:hAnsi="Calibri"/>
           <w:b/>
           <w:bCs/>
         </w:rPr>
@@ -218,13 +212,13 @@
       </w:r>
       <w:r>
         <w:rPr>
-          <w:rFonts w:ascii="Arial" w:cs="Arial" w:eastAsia="Arial" w:hAnsi="Arial"/>
+          <w:rFonts w:ascii="Calibri" w:cs="Calibri" w:eastAsia="Calibri" w:hAnsi="Calibri"/>
         </w:rPr>
         <w:t xml:space="preserve"> a una </w:t>
       </w:r>
       <w:r>
         <w:rPr>
-          <w:rFonts w:ascii="Arial" w:cs="Arial" w:eastAsia="Arial" w:hAnsi="Arial"/>
+          <w:rFonts w:ascii="Calibri" w:cs="Calibri" w:eastAsia="Calibri" w:hAnsi="Calibri"/>
           <w:b/>
           <w:bCs/>
         </w:rPr>
@@ -232,7 +226,7 @@
       </w:r>
       <w:r>
         <w:rPr>
-          <w:rFonts w:ascii="Arial" w:cs="Arial" w:eastAsia="Arial" w:hAnsi="Arial"/>
+          <w:rFonts w:ascii="Calibri" w:cs="Calibri" w:eastAsia="Calibri" w:hAnsi="Calibri"/>
         </w:rPr>
         <w:t xml:space="preserve">.</w:t>
       </w:r>
@@ -243,7 +237,7 @@
       </w:pPr>
       <w:r>
         <w:rPr>
-          <w:rFonts w:ascii="Arial" w:cs="Arial" w:eastAsia="Arial" w:hAnsi="Arial"/>
+          <w:rFonts w:ascii="Calibri" w:cs="Calibri" w:eastAsia="Calibri" w:hAnsi="Calibri"/>
           <w:b/>
           <w:bCs/>
         </w:rPr>
@@ -290,7 +284,7 @@
           <w:p>
             <w:r>
               <w:rPr>
-                <w:rFonts w:ascii="Arial" w:cs="Arial" w:eastAsia="Arial" w:hAnsi="Arial"/>
+                <w:rFonts w:ascii="Calibri" w:cs="Calibri" w:eastAsia="Calibri" w:hAnsi="Calibri"/>
                 <w:b/>
                 <w:bCs/>
                 <w:color w:val="000000"/>
@@ -319,7 +313,7 @@
           <w:p>
             <w:r>
               <w:rPr>
-                <w:rFonts w:ascii="Arial" w:cs="Arial" w:eastAsia="Arial" w:hAnsi="Arial"/>
+                <w:rFonts w:ascii="Calibri" w:cs="Calibri" w:eastAsia="Calibri" w:hAnsi="Calibri"/>
                 <w:b/>
                 <w:bCs/>
                 <w:color w:val="000000"/>
@@ -350,7 +344,7 @@
           <w:p>
             <w:r>
               <w:rPr>
-                <w:rFonts w:ascii="Arial" w:cs="Arial" w:eastAsia="Arial" w:hAnsi="Arial"/>
+                <w:rFonts w:ascii="Calibri" w:cs="Calibri" w:eastAsia="Calibri" w:hAnsi="Calibri"/>
                 <w:b/>
                 <w:bCs/>
               </w:rPr>
@@ -378,13 +372,13 @@
           <w:p>
             <w:r>
               <w:rPr>
-                <w:rFonts w:ascii="Arial" w:cs="Arial" w:eastAsia="Arial" w:hAnsi="Arial"/>
+                <w:rFonts w:ascii="Calibri" w:cs="Calibri" w:eastAsia="Calibri" w:hAnsi="Calibri"/>
               </w:rPr>
               <w:t xml:space="preserve">El ZPF hace una inspección de paquetes </w:t>
             </w:r>
             <w:r>
               <w:rPr>
-                <w:rFonts w:ascii="Arial" w:cs="Arial" w:eastAsia="Arial" w:hAnsi="Arial"/>
+                <w:rFonts w:ascii="Calibri" w:cs="Calibri" w:eastAsia="Calibri" w:hAnsi="Calibri"/>
                 <w:b/>
                 <w:bCs/>
               </w:rPr>
@@ -414,7 +408,7 @@
           <w:p>
             <w:r>
               <w:rPr>
-                <w:rFonts w:ascii="Arial" w:cs="Arial" w:eastAsia="Arial" w:hAnsi="Arial"/>
+                <w:rFonts w:ascii="Calibri" w:cs="Calibri" w:eastAsia="Calibri" w:hAnsi="Calibri"/>
                 <w:b/>
                 <w:bCs/>
               </w:rPr>
@@ -442,13 +436,13 @@
           <w:p>
             <w:r>
               <w:rPr>
-                <w:rFonts w:ascii="Arial" w:cs="Arial" w:eastAsia="Arial" w:hAnsi="Arial"/>
+                <w:rFonts w:ascii="Calibri" w:cs="Calibri" w:eastAsia="Calibri" w:hAnsi="Calibri"/>
               </w:rPr>
               <w:t xml:space="preserve">El tráfico </w:t>
             </w:r>
             <w:r>
               <w:rPr>
-                <w:rFonts w:ascii="Arial" w:cs="Arial" w:eastAsia="Arial" w:hAnsi="Arial"/>
+                <w:rFonts w:ascii="Calibri" w:cs="Calibri" w:eastAsia="Calibri" w:hAnsi="Calibri"/>
                 <w:b/>
                 <w:bCs/>
               </w:rPr>
@@ -456,13 +450,13 @@
             </w:r>
             <w:r>
               <w:rPr>
-                <w:rFonts w:ascii="Arial" w:cs="Arial" w:eastAsia="Arial" w:hAnsi="Arial"/>
+                <w:rFonts w:ascii="Calibri" w:cs="Calibri" w:eastAsia="Calibri" w:hAnsi="Calibri"/>
               </w:rPr>
               <w:t xml:space="preserve"> está autorizado a viajar al destino. Los paquetes rechazados se pueden </w:t>
             </w:r>
             <w:r>
               <w:rPr>
-                <w:rFonts w:ascii="Arial" w:cs="Arial" w:eastAsia="Arial" w:hAnsi="Arial"/>
+                <w:rFonts w:ascii="Calibri" w:cs="Calibri" w:eastAsia="Calibri" w:hAnsi="Calibri"/>
                 <w:b/>
                 <w:bCs/>
               </w:rPr>
@@ -492,7 +486,7 @@
           <w:p>
             <w:r>
               <w:rPr>
-                <w:rFonts w:ascii="Arial" w:cs="Arial" w:eastAsia="Arial" w:hAnsi="Arial"/>
+                <w:rFonts w:ascii="Calibri" w:cs="Calibri" w:eastAsia="Calibri" w:hAnsi="Calibri"/>
                 <w:b/>
                 <w:bCs/>
               </w:rPr>
@@ -520,13 +514,13 @@
           <w:p>
             <w:r>
               <w:rPr>
-                <w:rFonts w:ascii="Arial" w:cs="Arial" w:eastAsia="Arial" w:hAnsi="Arial"/>
+                <w:rFonts w:ascii="Calibri" w:cs="Calibri" w:eastAsia="Calibri" w:hAnsi="Calibri"/>
               </w:rPr>
               <w:t xml:space="preserve">El tráfico </w:t>
             </w:r>
             <w:r>
               <w:rPr>
-                <w:rFonts w:ascii="Arial" w:cs="Arial" w:eastAsia="Arial" w:hAnsi="Arial"/>
+                <w:rFonts w:ascii="Calibri" w:cs="Calibri" w:eastAsia="Calibri" w:hAnsi="Calibri"/>
                 <w:b/>
                 <w:bCs/>
               </w:rPr>
@@ -534,13 +528,13 @@
             </w:r>
             <w:r>
               <w:rPr>
-                <w:rFonts w:ascii="Arial" w:cs="Arial" w:eastAsia="Arial" w:hAnsi="Arial"/>
+                <w:rFonts w:ascii="Calibri" w:cs="Calibri" w:eastAsia="Calibri" w:hAnsi="Calibri"/>
               </w:rPr>
               <w:t xml:space="preserve"> está autorizado a viajar a la zona de destino, pero </w:t>
             </w:r>
             <w:r>
               <w:rPr>
-                <w:rFonts w:ascii="Arial" w:cs="Arial" w:eastAsia="Arial" w:hAnsi="Arial"/>
+                <w:rFonts w:ascii="Calibri" w:cs="Calibri" w:eastAsia="Calibri" w:hAnsi="Calibri"/>
                 <w:b/>
                 <w:bCs/>
               </w:rPr>
@@ -548,7 +542,7 @@
             </w:r>
             <w:r>
               <w:rPr>
-                <w:rFonts w:ascii="Arial" w:cs="Arial" w:eastAsia="Arial" w:hAnsi="Arial"/>
+                <w:rFonts w:ascii="Calibri" w:cs="Calibri" w:eastAsia="Calibri" w:hAnsi="Calibri"/>
               </w:rPr>
               <w:t xml:space="preserve"> hace seguimiento del estado de las conexiones o sesiones</w:t>
             </w:r>
@@ -567,7 +561,7 @@
       </w:pPr>
       <w:r>
         <w:rPr>
-          <w:rFonts w:ascii="Arial" w:cs="Arial" w:eastAsia="Arial" w:hAnsi="Arial"/>
+          <w:rFonts w:ascii="Calibri" w:cs="Calibri" w:eastAsia="Calibri" w:hAnsi="Calibri"/>
           <w:b/>
           <w:bCs/>
         </w:rPr>
@@ -580,7 +574,7 @@
       </w:pPr>
       <w:r>
         <w:rPr>
-          <w:rFonts w:ascii="Arial" w:cs="Arial" w:eastAsia="Arial" w:hAnsi="Arial"/>
+          <w:rFonts w:ascii="Calibri" w:cs="Calibri" w:eastAsia="Calibri" w:hAnsi="Calibri"/>
         </w:rPr>
         <w:t xml:space="preserve">Dependen de cómo estén configuradas las interfaces de entrada y salida y de si hay políticas.</w:t>
       </w:r>
@@ -625,7 +619,7 @@
           <w:p>
             <w:r>
               <w:rPr>
-                <w:rFonts w:ascii="Arial" w:cs="Arial" w:eastAsia="Arial" w:hAnsi="Arial"/>
+                <w:rFonts w:ascii="Calibri" w:cs="Calibri" w:eastAsia="Calibri" w:hAnsi="Calibri"/>
                 <w:b/>
                 <w:bCs/>
                 <w:color w:val="000000"/>
@@ -654,7 +648,7 @@
           <w:p>
             <w:r>
               <w:rPr>
-                <w:rFonts w:ascii="Arial" w:cs="Arial" w:eastAsia="Arial" w:hAnsi="Arial"/>
+                <w:rFonts w:ascii="Calibri" w:cs="Calibri" w:eastAsia="Calibri" w:hAnsi="Calibri"/>
                 <w:b/>
                 <w:bCs/>
                 <w:color w:val="000000"/>
@@ -685,7 +679,7 @@
           <w:p>
             <w:r>
               <w:rPr>
-                <w:rFonts w:ascii="Arial" w:cs="Arial" w:eastAsia="Arial" w:hAnsi="Arial"/>
+                <w:rFonts w:ascii="Calibri" w:cs="Calibri" w:eastAsia="Calibri" w:hAnsi="Calibri"/>
               </w:rPr>
               <w:t xml:space="preserve">Ninguna de las interfaces (entrada ni salida) es miembro de una zona</w:t>
             </w:r>
@@ -711,13 +705,13 @@
           <w:p>
             <w:r>
               <w:rPr>
-                <w:rFonts w:ascii="Arial" w:cs="Arial" w:eastAsia="Arial" w:hAnsi="Arial"/>
+                <w:rFonts w:ascii="Calibri" w:cs="Calibri" w:eastAsia="Calibri" w:hAnsi="Calibri"/>
               </w:rPr>
               <w:t xml:space="preserve">Se </w:t>
             </w:r>
             <w:r>
               <w:rPr>
-                <w:rFonts w:ascii="Arial" w:cs="Arial" w:eastAsia="Arial" w:hAnsi="Arial"/>
+                <w:rFonts w:ascii="Calibri" w:cs="Calibri" w:eastAsia="Calibri" w:hAnsi="Calibri"/>
                 <w:b/>
                 <w:bCs/>
               </w:rPr>
@@ -725,7 +719,7 @@
             </w:r>
             <w:r>
               <w:rPr>
-                <w:rFonts w:ascii="Arial" w:cs="Arial" w:eastAsia="Arial" w:hAnsi="Arial"/>
+                <w:rFonts w:ascii="Calibri" w:cs="Calibri" w:eastAsia="Calibri" w:hAnsi="Calibri"/>
               </w:rPr>
               <w:t xml:space="preserve"> que el tráfico salga por la interfaz de salida</w:t>
             </w:r>
@@ -753,13 +747,13 @@
           <w:p>
             <w:r>
               <w:rPr>
-                <w:rFonts w:ascii="Arial" w:cs="Arial" w:eastAsia="Arial" w:hAnsi="Arial"/>
+                <w:rFonts w:ascii="Calibri" w:cs="Calibri" w:eastAsia="Calibri" w:hAnsi="Calibri"/>
               </w:rPr>
               <w:t xml:space="preserve">Ambas interfaces son miembros de la </w:t>
             </w:r>
             <w:r>
               <w:rPr>
-                <w:rFonts w:ascii="Arial" w:cs="Arial" w:eastAsia="Arial" w:hAnsi="Arial"/>
+                <w:rFonts w:ascii="Calibri" w:cs="Calibri" w:eastAsia="Calibri" w:hAnsi="Calibri"/>
                 <w:b/>
                 <w:bCs/>
               </w:rPr>
@@ -787,13 +781,13 @@
           <w:p>
             <w:r>
               <w:rPr>
-                <w:rFonts w:ascii="Arial" w:cs="Arial" w:eastAsia="Arial" w:hAnsi="Arial"/>
+                <w:rFonts w:ascii="Calibri" w:cs="Calibri" w:eastAsia="Calibri" w:hAnsi="Calibri"/>
               </w:rPr>
               <w:t xml:space="preserve">Se </w:t>
             </w:r>
             <w:r>
               <w:rPr>
-                <w:rFonts w:ascii="Arial" w:cs="Arial" w:eastAsia="Arial" w:hAnsi="Arial"/>
+                <w:rFonts w:ascii="Calibri" w:cs="Calibri" w:eastAsia="Calibri" w:hAnsi="Calibri"/>
                 <w:b/>
                 <w:bCs/>
               </w:rPr>
@@ -801,7 +795,7 @@
             </w:r>
             <w:r>
               <w:rPr>
-                <w:rFonts w:ascii="Arial" w:cs="Arial" w:eastAsia="Arial" w:hAnsi="Arial"/>
+                <w:rFonts w:ascii="Calibri" w:cs="Calibri" w:eastAsia="Calibri" w:hAnsi="Calibri"/>
               </w:rPr>
               <w:t xml:space="preserve"> el paso del tráfico</w:t>
             </w:r>
@@ -829,13 +823,13 @@
           <w:p>
             <w:r>
               <w:rPr>
-                <w:rFonts w:ascii="Arial" w:cs="Arial" w:eastAsia="Arial" w:hAnsi="Arial"/>
+                <w:rFonts w:ascii="Calibri" w:cs="Calibri" w:eastAsia="Calibri" w:hAnsi="Calibri"/>
               </w:rPr>
               <w:t xml:space="preserve">Una interfaz es miembro de una zona y la otra </w:t>
             </w:r>
             <w:r>
               <w:rPr>
-                <w:rFonts w:ascii="Arial" w:cs="Arial" w:eastAsia="Arial" w:hAnsi="Arial"/>
+                <w:rFonts w:ascii="Calibri" w:cs="Calibri" w:eastAsia="Calibri" w:hAnsi="Calibri"/>
                 <w:b/>
                 <w:bCs/>
               </w:rPr>
@@ -863,13 +857,13 @@
           <w:p>
             <w:r>
               <w:rPr>
-                <w:rFonts w:ascii="Arial" w:cs="Arial" w:eastAsia="Arial" w:hAnsi="Arial"/>
+                <w:rFonts w:ascii="Calibri" w:cs="Calibri" w:eastAsia="Calibri" w:hAnsi="Calibri"/>
               </w:rPr>
               <w:t xml:space="preserve">El tráfico se </w:t>
             </w:r>
             <w:r>
               <w:rPr>
-                <w:rFonts w:ascii="Arial" w:cs="Arial" w:eastAsia="Arial" w:hAnsi="Arial"/>
+                <w:rFonts w:ascii="Calibri" w:cs="Calibri" w:eastAsia="Calibri" w:hAnsi="Calibri"/>
                 <w:b/>
                 <w:bCs/>
               </w:rPr>
@@ -890,7 +884,7 @@
       </w:pPr>
       <w:r>
         <w:rPr>
-          <w:rFonts w:ascii="Arial" w:cs="Arial" w:eastAsia="Arial" w:hAnsi="Arial"/>
+          <w:rFonts w:ascii="Calibri" w:cs="Calibri" w:eastAsia="Calibri" w:hAnsi="Calibri"/>
           <w:b/>
           <w:bCs/>
         </w:rPr>
@@ -908,13 +902,13 @@
       </w:pPr>
       <w:r>
         <w:rPr>
-          <w:rFonts w:ascii="Arial" w:cs="Arial" w:eastAsia="Arial" w:hAnsi="Arial"/>
+          <w:rFonts w:ascii="Calibri" w:cs="Calibri" w:eastAsia="Calibri" w:hAnsi="Calibri"/>
         </w:rPr>
         <w:t xml:space="preserve">Es una zona especial: la </w:t>
       </w:r>
       <w:r>
         <w:rPr>
-          <w:rFonts w:ascii="Arial" w:cs="Arial" w:eastAsia="Arial" w:hAnsi="Arial"/>
+          <w:rFonts w:ascii="Calibri" w:cs="Calibri" w:eastAsia="Calibri" w:hAnsi="Calibri"/>
           <w:b/>
           <w:bCs/>
         </w:rPr>
@@ -922,7 +916,7 @@
       </w:r>
       <w:r>
         <w:rPr>
-          <w:rFonts w:ascii="Arial" w:cs="Arial" w:eastAsia="Arial" w:hAnsi="Arial"/>
+          <w:rFonts w:ascii="Calibri" w:cs="Calibri" w:eastAsia="Calibri" w:hAnsi="Calibri"/>
         </w:rPr>
         <w:t xml:space="preserve">.</w:t>
       </w:r>
@@ -938,13 +932,13 @@
       </w:pPr>
       <w:r>
         <w:rPr>
-          <w:rFonts w:ascii="Arial" w:cs="Arial" w:eastAsia="Arial" w:hAnsi="Arial"/>
+          <w:rFonts w:ascii="Calibri" w:cs="Calibri" w:eastAsia="Calibri" w:hAnsi="Calibri"/>
         </w:rPr>
         <w:t xml:space="preserve">Las interfaces del router funcionan como </w:t>
       </w:r>
       <w:r>
         <w:rPr>
-          <w:rFonts w:ascii="Arial" w:cs="Arial" w:eastAsia="Arial" w:hAnsi="Arial"/>
+          <w:rFonts w:ascii="Calibri" w:cs="Calibri" w:eastAsia="Calibri" w:hAnsi="Calibri"/>
           <w:b/>
           <w:bCs/>
         </w:rPr>
@@ -952,7 +946,7 @@
       </w:r>
       <w:r>
         <w:rPr>
-          <w:rFonts w:ascii="Arial" w:cs="Arial" w:eastAsia="Arial" w:hAnsi="Arial"/>
+          <w:rFonts w:ascii="Calibri" w:cs="Calibri" w:eastAsia="Calibri" w:hAnsi="Calibri"/>
         </w:rPr>
         <w:t xml:space="preserve"> del tráfico.</w:t>
       </w:r>
@@ -968,13 +962,13 @@
       </w:pPr>
       <w:r>
         <w:rPr>
-          <w:rFonts w:ascii="Arial" w:cs="Arial" w:eastAsia="Arial" w:hAnsi="Arial"/>
+          <w:rFonts w:ascii="Calibri" w:cs="Calibri" w:eastAsia="Calibri" w:hAnsi="Calibri"/>
         </w:rPr>
         <w:t xml:space="preserve">Ese tráfico es para la </w:t>
       </w:r>
       <w:r>
         <w:rPr>
-          <w:rFonts w:ascii="Arial" w:cs="Arial" w:eastAsia="Arial" w:hAnsi="Arial"/>
+          <w:rFonts w:ascii="Calibri" w:cs="Calibri" w:eastAsia="Calibri" w:hAnsi="Calibri"/>
           <w:b/>
           <w:bCs/>
         </w:rPr>
@@ -982,13 +976,13 @@
       </w:r>
       <w:r>
         <w:rPr>
-          <w:rFonts w:ascii="Arial" w:cs="Arial" w:eastAsia="Arial" w:hAnsi="Arial"/>
+          <w:rFonts w:ascii="Calibri" w:cs="Calibri" w:eastAsia="Calibri" w:hAnsi="Calibri"/>
         </w:rPr>
         <w:t xml:space="preserve"> o para el </w:t>
       </w:r>
       <w:r>
         <w:rPr>
-          <w:rFonts w:ascii="Arial" w:cs="Arial" w:eastAsia="Arial" w:hAnsi="Arial"/>
+          <w:rFonts w:ascii="Calibri" w:cs="Calibri" w:eastAsia="Calibri" w:hAnsi="Calibri"/>
           <w:b/>
           <w:bCs/>
         </w:rPr>
@@ -996,7 +990,7 @@
       </w:r>
       <w:r>
         <w:rPr>
-          <w:rFonts w:ascii="Arial" w:cs="Arial" w:eastAsia="Arial" w:hAnsi="Arial"/>
+          <w:rFonts w:ascii="Calibri" w:cs="Calibri" w:eastAsia="Calibri" w:hAnsi="Calibri"/>
         </w:rPr>
         <w:t xml:space="preserve"> de tráfico.</w:t>
       </w:r>
@@ -1012,21 +1006,18 @@
       </w:pPr>
       <w:r>
         <w:rPr>
-          <w:rFonts w:ascii="Arial" w:cs="Arial" w:eastAsia="Arial" w:hAnsi="Arial"/>
+          <w:rFonts w:ascii="Calibri" w:cs="Calibri" w:eastAsia="Calibri" w:hAnsi="Calibri"/>
         </w:rPr>
         <w:t xml:space="preserve">También tiene reglas propias, parecidas a las del tráfico en tránsito.</w:t>
       </w:r>
     </w:p>
     <w:p>
       <w:pPr>
-        <w:pBdr>
-          <w:bottom w:val="single" w:color="000000" w:sz="8" w:space="2"/>
-        </w:pBdr>
         <w:spacing w:after="120" w:before="280"/>
       </w:pPr>
       <w:r>
         <w:rPr>
-          <w:rFonts w:ascii="Arial" w:cs="Arial" w:eastAsia="Arial" w:hAnsi="Arial"/>
+          <w:rFonts w:ascii="Calibri" w:cs="Calibri" w:eastAsia="Calibri" w:hAnsi="Calibri"/>
           <w:b/>
           <w:bCs/>
         </w:rPr>
@@ -1039,13 +1030,13 @@
       </w:pPr>
       <w:r>
         <w:rPr>
-          <w:rFonts w:ascii="Arial" w:cs="Arial" w:eastAsia="Arial" w:hAnsi="Arial"/>
+          <w:rFonts w:ascii="Calibri" w:cs="Calibri" w:eastAsia="Calibri" w:hAnsi="Calibri"/>
         </w:rPr>
         <w:t xml:space="preserve">Son </w:t>
       </w:r>
       <w:r>
         <w:rPr>
-          <w:rFonts w:ascii="Arial" w:cs="Arial" w:eastAsia="Arial" w:hAnsi="Arial"/>
+          <w:rFonts w:ascii="Calibri" w:cs="Calibri" w:eastAsia="Calibri" w:hAnsi="Calibri"/>
           <w:b/>
           <w:bCs/>
         </w:rPr>
@@ -1053,7 +1044,7 @@
       </w:r>
       <w:r>
         <w:rPr>
-          <w:rFonts w:ascii="Arial" w:cs="Arial" w:eastAsia="Arial" w:hAnsi="Arial"/>
+          <w:rFonts w:ascii="Calibri" w:cs="Calibri" w:eastAsia="Calibri" w:hAnsi="Calibri"/>
         </w:rPr>
         <w:t xml:space="preserve">, en este orden:</w:t>
       </w:r>
@@ -1098,7 +1089,7 @@
           <w:p>
             <w:r>
               <w:rPr>
-                <w:rFonts w:ascii="Arial" w:cs="Arial" w:eastAsia="Arial" w:hAnsi="Arial"/>
+                <w:rFonts w:ascii="Calibri" w:cs="Calibri" w:eastAsia="Calibri" w:hAnsi="Calibri"/>
                 <w:b/>
                 <w:bCs/>
                 <w:color w:val="000000"/>
@@ -1127,7 +1118,7 @@
           <w:p>
             <w:r>
               <w:rPr>
-                <w:rFonts w:ascii="Arial" w:cs="Arial" w:eastAsia="Arial" w:hAnsi="Arial"/>
+                <w:rFonts w:ascii="Calibri" w:cs="Calibri" w:eastAsia="Calibri" w:hAnsi="Calibri"/>
                 <w:b/>
                 <w:bCs/>
                 <w:color w:val="000000"/>
@@ -1158,7 +1149,7 @@
           <w:p>
             <w:r>
               <w:rPr>
-                <w:rFonts w:ascii="Arial" w:cs="Arial" w:eastAsia="Arial" w:hAnsi="Arial"/>
+                <w:rFonts w:ascii="Calibri" w:cs="Calibri" w:eastAsia="Calibri" w:hAnsi="Calibri"/>
                 <w:b/>
                 <w:bCs/>
               </w:rPr>
@@ -1186,13 +1177,13 @@
           <w:p>
             <w:r>
               <w:rPr>
-                <w:rFonts w:ascii="Arial" w:cs="Arial" w:eastAsia="Arial" w:hAnsi="Arial"/>
+                <w:rFonts w:ascii="Calibri" w:cs="Calibri" w:eastAsia="Calibri" w:hAnsi="Calibri"/>
               </w:rPr>
               <w:t xml:space="preserve">Crear las </w:t>
             </w:r>
             <w:r>
               <w:rPr>
-                <w:rFonts w:ascii="Arial" w:cs="Arial" w:eastAsia="Arial" w:hAnsi="Arial"/>
+                <w:rFonts w:ascii="Calibri" w:cs="Calibri" w:eastAsia="Calibri" w:hAnsi="Calibri"/>
                 <w:b/>
                 <w:bCs/>
               </w:rPr>
@@ -1222,7 +1213,7 @@
           <w:p>
             <w:r>
               <w:rPr>
-                <w:rFonts w:ascii="Arial" w:cs="Arial" w:eastAsia="Arial" w:hAnsi="Arial"/>
+                <w:rFonts w:ascii="Calibri" w:cs="Calibri" w:eastAsia="Calibri" w:hAnsi="Calibri"/>
                 <w:b/>
                 <w:bCs/>
               </w:rPr>
@@ -1250,13 +1241,13 @@
           <w:p>
             <w:r>
               <w:rPr>
-                <w:rFonts w:ascii="Arial" w:cs="Arial" w:eastAsia="Arial" w:hAnsi="Arial"/>
+                <w:rFonts w:ascii="Calibri" w:cs="Calibri" w:eastAsia="Calibri" w:hAnsi="Calibri"/>
               </w:rPr>
               <w:t xml:space="preserve">Crear uno o más </w:t>
             </w:r>
             <w:r>
               <w:rPr>
-                <w:rFonts w:ascii="Arial" w:cs="Arial" w:eastAsia="Arial" w:hAnsi="Arial"/>
+                <w:rFonts w:ascii="Calibri" w:cs="Calibri" w:eastAsia="Calibri" w:hAnsi="Calibri"/>
                 <w:b/>
                 <w:bCs/>
               </w:rPr>
@@ -1264,7 +1255,7 @@
             </w:r>
             <w:r>
               <w:rPr>
-                <w:rFonts w:ascii="Arial" w:cs="Arial" w:eastAsia="Arial" w:hAnsi="Arial"/>
+                <w:rFonts w:ascii="Calibri" w:cs="Calibri" w:eastAsia="Calibri" w:hAnsi="Calibri"/>
               </w:rPr>
               <w:t xml:space="preserve"> para especificar el tráfico que se asocia a una política</w:t>
             </w:r>
@@ -1292,7 +1283,7 @@
           <w:p>
             <w:r>
               <w:rPr>
-                <w:rFonts w:ascii="Arial" w:cs="Arial" w:eastAsia="Arial" w:hAnsi="Arial"/>
+                <w:rFonts w:ascii="Calibri" w:cs="Calibri" w:eastAsia="Calibri" w:hAnsi="Calibri"/>
                 <w:b/>
                 <w:bCs/>
               </w:rPr>
@@ -1320,13 +1311,13 @@
           <w:p>
             <w:r>
               <w:rPr>
-                <w:rFonts w:ascii="Arial" w:cs="Arial" w:eastAsia="Arial" w:hAnsi="Arial"/>
+                <w:rFonts w:ascii="Calibri" w:cs="Calibri" w:eastAsia="Calibri" w:hAnsi="Calibri"/>
               </w:rPr>
               <w:t xml:space="preserve">Crear </w:t>
             </w:r>
             <w:r>
               <w:rPr>
-                <w:rFonts w:ascii="Arial" w:cs="Arial" w:eastAsia="Arial" w:hAnsi="Arial"/>
+                <w:rFonts w:ascii="Calibri" w:cs="Calibri" w:eastAsia="Calibri" w:hAnsi="Calibri"/>
                 <w:b/>
                 <w:bCs/>
               </w:rPr>
@@ -1334,13 +1325,13 @@
             </w:r>
             <w:r>
               <w:rPr>
-                <w:rFonts w:ascii="Arial" w:cs="Arial" w:eastAsia="Arial" w:hAnsi="Arial"/>
+                <w:rFonts w:ascii="Calibri" w:cs="Calibri" w:eastAsia="Calibri" w:hAnsi="Calibri"/>
               </w:rPr>
               <w:t xml:space="preserve"> que asocien el tráfico del mapa de clases con las acciones de </w:t>
             </w:r>
             <w:r>
               <w:rPr>
-                <w:rFonts w:ascii="Arial" w:cs="Arial" w:eastAsia="Arial" w:hAnsi="Arial"/>
+                <w:rFonts w:ascii="Calibri" w:cs="Calibri" w:eastAsia="Calibri" w:hAnsi="Calibri"/>
                 <w:b/>
                 <w:bCs/>
               </w:rPr>
@@ -1370,7 +1361,7 @@
           <w:p>
             <w:r>
               <w:rPr>
-                <w:rFonts w:ascii="Arial" w:cs="Arial" w:eastAsia="Arial" w:hAnsi="Arial"/>
+                <w:rFonts w:ascii="Calibri" w:cs="Calibri" w:eastAsia="Calibri" w:hAnsi="Calibri"/>
                 <w:b/>
                 <w:bCs/>
               </w:rPr>
@@ -1398,13 +1389,13 @@
           <w:p>
             <w:r>
               <w:rPr>
-                <w:rFonts w:ascii="Arial" w:cs="Arial" w:eastAsia="Arial" w:hAnsi="Arial"/>
+                <w:rFonts w:ascii="Calibri" w:cs="Calibri" w:eastAsia="Calibri" w:hAnsi="Calibri"/>
               </w:rPr>
               <w:t xml:space="preserve">Crear </w:t>
             </w:r>
             <w:r>
               <w:rPr>
-                <w:rFonts w:ascii="Arial" w:cs="Arial" w:eastAsia="Arial" w:hAnsi="Arial"/>
+                <w:rFonts w:ascii="Calibri" w:cs="Calibri" w:eastAsia="Calibri" w:hAnsi="Calibri"/>
                 <w:b/>
                 <w:bCs/>
               </w:rPr>
@@ -1412,7 +1403,7 @@
             </w:r>
             <w:r>
               <w:rPr>
-                <w:rFonts w:ascii="Arial" w:cs="Arial" w:eastAsia="Arial" w:hAnsi="Arial"/>
+                <w:rFonts w:ascii="Calibri" w:cs="Calibri" w:eastAsia="Calibri" w:hAnsi="Calibri"/>
               </w:rPr>
               <w:t xml:space="preserve"> que se asocian con los mapas de políticas</w:t>
             </w:r>
@@ -1440,7 +1431,7 @@
           <w:p>
             <w:r>
               <w:rPr>
-                <w:rFonts w:ascii="Arial" w:cs="Arial" w:eastAsia="Arial" w:hAnsi="Arial"/>
+                <w:rFonts w:ascii="Calibri" w:cs="Calibri" w:eastAsia="Calibri" w:hAnsi="Calibri"/>
                 <w:b/>
                 <w:bCs/>
               </w:rPr>
@@ -1468,7 +1459,7 @@
           <w:p>
             <w:r>
               <w:rPr>
-                <w:rFonts w:ascii="Arial" w:cs="Arial" w:eastAsia="Arial" w:hAnsi="Arial"/>
+                <w:rFonts w:ascii="Calibri" w:cs="Calibri" w:eastAsia="Calibri" w:hAnsi="Calibri"/>
                 <w:b/>
                 <w:bCs/>
               </w:rPr>
@@ -1698,7 +1689,7 @@
   <w:docDefaults>
     <w:rPrDefault>
       <w:rPr>
-        <w:rFonts w:ascii="Arial" w:cs="Arial" w:eastAsia="Arial" w:hAnsi="Arial"/>
+        <w:rFonts w:ascii="Calibri" w:cs="Calibri" w:eastAsia="Calibri" w:hAnsi="Calibri"/>
         <w:sz w:val="24"/>
         <w:szCs w:val="24"/>
       </w:rPr>
@@ -1885,7 +1876,7 @@
       <w:outlineLvl w:val="0"/>
     </w:pPr>
     <w:rPr>
-      <w:rFonts w:ascii="Arial" w:cs="Arial" w:eastAsia="Arial" w:hAnsi="Arial"/>
+      <w:rFonts w:ascii="Calibri" w:cs="Calibri" w:eastAsia="Calibri" w:hAnsi="Calibri"/>
       <w:b/>
       <w:bCs/>
       <w:color w:val="000000"/>
@@ -1902,7 +1893,7 @@
       <w:outlineLvl w:val="2"/>
     </w:pPr>
     <w:rPr>
-      <w:rFonts w:ascii="Arial" w:cs="Arial" w:eastAsia="Arial" w:hAnsi="Arial"/>
+      <w:rFonts w:ascii="Calibri" w:cs="Calibri" w:eastAsia="Calibri" w:hAnsi="Calibri"/>
       <w:b/>
       <w:bCs/>
       <w:color w:val="000000"/>
